--- a/6_semester/BigData/BigData-ЛР1-ШаповаловаДС-4329.docx
+++ b/6_semester/BigData/BigData-ЛР1-ШаповаловаДС-4329.docx
@@ -644,7 +644,27 @@
                 <w:szCs w:val="28"/>
                 <w:lang w:eastAsia="en-GB"/>
               </w:rPr>
-              <w:t>Знакомство с базовыми компонентами аналитической платформы Loginom.</w:t>
+              <w:t xml:space="preserve">Знакомство с базовыми компонентами аналитической платформы </w:t>
+            </w:r>
+            <w:proofErr w:type="spellStart"/>
+            <w:r>
+              <w:rPr>
+                <w:rFonts w:ascii="Times New Roman" w:eastAsia="Times New Roman" w:hAnsi="Times New Roman" w:cs="Times New Roman"/>
+                <w:sz w:val="28"/>
+                <w:szCs w:val="28"/>
+                <w:lang w:eastAsia="en-GB"/>
+              </w:rPr>
+              <w:t>Loginom</w:t>
+            </w:r>
+            <w:proofErr w:type="spellEnd"/>
+            <w:r>
+              <w:rPr>
+                <w:rFonts w:ascii="Times New Roman" w:eastAsia="Times New Roman" w:hAnsi="Times New Roman" w:cs="Times New Roman"/>
+                <w:sz w:val="28"/>
+                <w:szCs w:val="28"/>
+                <w:lang w:eastAsia="en-GB"/>
+              </w:rPr>
+              <w:t>.</w:t>
             </w:r>
           </w:p>
         </w:tc>
@@ -1526,6 +1546,7 @@
         </w:rPr>
         <w:t xml:space="preserve">Ознакомиться с базовыми компонентами аналитической платформы </w:t>
       </w:r>
+      <w:proofErr w:type="spellStart"/>
       <w:r>
         <w:rPr>
           <w:rFonts w:ascii="Times New Roman" w:hAnsi="Times New Roman" w:cs="Times New Roman"/>
@@ -1535,6 +1556,7 @@
         </w:rPr>
         <w:t>Loginom</w:t>
       </w:r>
+      <w:proofErr w:type="spellEnd"/>
     </w:p>
     <w:p>
       <w:pPr>
@@ -1865,23 +1887,7 @@
           <w:sz w:val="24"/>
           <w:szCs w:val="24"/>
         </w:rPr>
-        <w:t>к</w:t>
-      </w:r>
-      <w:r>
-        <w:rPr>
-          <w:rFonts w:ascii="Times New Roman" w:hAnsi="Times New Roman" w:cs="Times New Roman"/>
-          <w:sz w:val="24"/>
-          <w:szCs w:val="24"/>
-        </w:rPr>
-        <w:t>оличество месяцев с даты продажи</w:t>
-      </w:r>
-      <w:r>
-        <w:rPr>
-          <w:rFonts w:ascii="Times New Roman" w:hAnsi="Times New Roman" w:cs="Times New Roman"/>
-          <w:sz w:val="24"/>
-          <w:szCs w:val="24"/>
-        </w:rPr>
-        <w:t xml:space="preserve"> до </w:t>
+        <w:t xml:space="preserve">количество месяцев с даты продажи до </w:t>
       </w:r>
       <w:r>
         <w:rPr>
@@ -2104,6 +2110,7 @@
           <w:rFonts w:ascii="Times New Roman" w:hAnsi="Times New Roman" w:cs="Times New Roman"/>
           <w:sz w:val="24"/>
           <w:szCs w:val="24"/>
+          <w:lang w:val="en-US"/>
         </w:rPr>
       </w:pPr>
       <w:r>
@@ -2112,8 +2119,1066 @@
           <w:sz w:val="24"/>
           <w:szCs w:val="24"/>
         </w:rPr>
-        <w:t>ываыв</w:t>
+        <w:t>Исходные</w:t>
       </w:r>
+      <w:r>
+        <w:rPr>
+          <w:rFonts w:ascii="Times New Roman" w:hAnsi="Times New Roman" w:cs="Times New Roman"/>
+          <w:sz w:val="24"/>
+          <w:szCs w:val="24"/>
+          <w:lang w:val="en-US"/>
+        </w:rPr>
+        <w:t xml:space="preserve"> </w:t>
+      </w:r>
+      <w:r>
+        <w:rPr>
+          <w:rFonts w:ascii="Times New Roman" w:hAnsi="Times New Roman" w:cs="Times New Roman"/>
+          <w:sz w:val="24"/>
+          <w:szCs w:val="24"/>
+        </w:rPr>
+        <w:t>данные</w:t>
+      </w:r>
+      <w:r>
+        <w:rPr>
+          <w:rFonts w:ascii="Times New Roman" w:hAnsi="Times New Roman" w:cs="Times New Roman"/>
+          <w:sz w:val="24"/>
+          <w:szCs w:val="24"/>
+          <w:lang w:val="en-US"/>
+        </w:rPr>
+        <w:t xml:space="preserve">: </w:t>
+      </w:r>
+      <w:proofErr w:type="spellStart"/>
+      <w:r>
+        <w:rPr>
+          <w:rFonts w:ascii="Times New Roman" w:hAnsi="Times New Roman" w:cs="Times New Roman"/>
+          <w:sz w:val="24"/>
+          <w:szCs w:val="24"/>
+          <w:lang w:val="en-US"/>
+        </w:rPr>
+        <w:t>dynamic.lgd</w:t>
+      </w:r>
+      <w:proofErr w:type="spellEnd"/>
+      <w:r>
+        <w:rPr>
+          <w:rFonts w:ascii="Times New Roman" w:hAnsi="Times New Roman" w:cs="Times New Roman"/>
+          <w:sz w:val="24"/>
+          <w:szCs w:val="24"/>
+          <w:lang w:val="en-US"/>
+        </w:rPr>
+        <w:t xml:space="preserve">, </w:t>
+      </w:r>
+      <w:proofErr w:type="spellStart"/>
+      <w:r>
+        <w:rPr>
+          <w:rFonts w:ascii="Times New Roman" w:hAnsi="Times New Roman" w:cs="Times New Roman"/>
+          <w:sz w:val="24"/>
+          <w:szCs w:val="24"/>
+          <w:lang w:val="en-US"/>
+        </w:rPr>
+        <w:t>visits.lgd</w:t>
+      </w:r>
+      <w:proofErr w:type="spellEnd"/>
+      <w:r>
+        <w:rPr>
+          <w:rFonts w:ascii="Times New Roman" w:hAnsi="Times New Roman" w:cs="Times New Roman"/>
+          <w:sz w:val="24"/>
+          <w:szCs w:val="24"/>
+          <w:lang w:val="en-US"/>
+        </w:rPr>
+        <w:t xml:space="preserve">, </w:t>
+      </w:r>
+      <w:proofErr w:type="spellStart"/>
+      <w:r>
+        <w:rPr>
+          <w:rFonts w:ascii="Times New Roman" w:hAnsi="Times New Roman" w:cs="Times New Roman"/>
+          <w:sz w:val="24"/>
+          <w:szCs w:val="24"/>
+          <w:lang w:val="en-US"/>
+        </w:rPr>
+        <w:t>product_portfolio.lgd</w:t>
+      </w:r>
+      <w:proofErr w:type="spellEnd"/>
+    </w:p>
+    <w:p>
+      <w:pPr>
+        <w:rPr>
+          <w:rFonts w:ascii="Times New Roman" w:hAnsi="Times New Roman" w:cs="Times New Roman"/>
+          <w:sz w:val="24"/>
+          <w:szCs w:val="24"/>
+        </w:rPr>
+      </w:pPr>
+      <w:r>
+        <w:rPr>
+          <w:rFonts w:ascii="Times New Roman" w:hAnsi="Times New Roman" w:cs="Times New Roman"/>
+          <w:sz w:val="24"/>
+          <w:szCs w:val="24"/>
+        </w:rPr>
+        <w:t>Создана аналитическая отчётность из трёх групп:</w:t>
+      </w:r>
+    </w:p>
+    <w:p>
+      <w:pPr>
+        <w:rPr>
+          <w:rFonts w:ascii="Times New Roman" w:hAnsi="Times New Roman" w:cs="Times New Roman"/>
+          <w:sz w:val="24"/>
+          <w:szCs w:val="24"/>
+        </w:rPr>
+      </w:pPr>
+      <w:r>
+        <w:rPr>
+          <w:rFonts w:ascii="Times New Roman" w:hAnsi="Times New Roman" w:cs="Times New Roman"/>
+          <w:sz w:val="24"/>
+          <w:szCs w:val="24"/>
+        </w:rPr>
+        <w:t>Группа 1. Общая отчётность:</w:t>
+      </w:r>
+    </w:p>
+    <w:p>
+      <w:pPr>
+        <w:pStyle w:val="a7"/>
+        <w:numPr>
+          <w:ilvl w:val="0"/>
+          <w:numId w:val="77"/>
+        </w:numPr>
+        <w:rPr>
+          <w:rFonts w:ascii="Times New Roman" w:hAnsi="Times New Roman" w:cs="Times New Roman"/>
+          <w:sz w:val="24"/>
+          <w:szCs w:val="24"/>
+        </w:rPr>
+      </w:pPr>
+      <w:r>
+        <w:rPr>
+          <w:rFonts w:ascii="Times New Roman" w:hAnsi="Times New Roman" w:cs="Times New Roman"/>
+          <w:sz w:val="24"/>
+          <w:szCs w:val="24"/>
+        </w:rPr>
+        <w:t>Динамика продаж по месяцам в разрезе магазинов (Диаграмма-линии)</w:t>
+      </w:r>
+    </w:p>
+    <w:p>
+      <w:pPr>
+        <w:pStyle w:val="a7"/>
+        <w:numPr>
+          <w:ilvl w:val="0"/>
+          <w:numId w:val="77"/>
+        </w:numPr>
+        <w:rPr>
+          <w:rFonts w:ascii="Times New Roman" w:hAnsi="Times New Roman" w:cs="Times New Roman"/>
+          <w:sz w:val="24"/>
+          <w:szCs w:val="24"/>
+        </w:rPr>
+      </w:pPr>
+      <w:r>
+        <w:rPr>
+          <w:rFonts w:ascii="Times New Roman" w:hAnsi="Times New Roman" w:cs="Times New Roman"/>
+          <w:sz w:val="24"/>
+          <w:szCs w:val="24"/>
+        </w:rPr>
+        <w:t>Гистограмма распределения посещений магазинов (визуализатор Статистика)</w:t>
+      </w:r>
+    </w:p>
+    <w:p>
+      <w:pPr>
+        <w:pStyle w:val="a7"/>
+        <w:numPr>
+          <w:ilvl w:val="0"/>
+          <w:numId w:val="77"/>
+        </w:numPr>
+        <w:rPr>
+          <w:rFonts w:ascii="Times New Roman" w:hAnsi="Times New Roman" w:cs="Times New Roman"/>
+          <w:sz w:val="24"/>
+          <w:szCs w:val="24"/>
+        </w:rPr>
+      </w:pPr>
+      <w:r>
+        <w:rPr>
+          <w:rFonts w:ascii="Times New Roman" w:hAnsi="Times New Roman" w:cs="Times New Roman"/>
+          <w:sz w:val="24"/>
+          <w:szCs w:val="24"/>
+        </w:rPr>
+        <w:t>Выручка по типу дня и часу продаж (Куб)</w:t>
+      </w:r>
+    </w:p>
+    <w:p>
+      <w:pPr>
+        <w:ind w:firstLine="0"/>
+        <w:jc w:val="center"/>
+        <w:rPr>
+          <w:rFonts w:ascii="Times New Roman" w:hAnsi="Times New Roman" w:cs="Times New Roman"/>
+          <w:sz w:val="24"/>
+          <w:szCs w:val="24"/>
+        </w:rPr>
+      </w:pPr>
+      <w:r>
+        <w:rPr>
+          <w:noProof/>
+          <w14:ligatures w14:val="standardContextual"/>
+        </w:rPr>
+        <w:drawing>
+          <wp:inline distT="0" distB="0" distL="0" distR="0" wp14:anchorId="367891AD" wp14:editId="40A88EDF">
+            <wp:extent cx="5940425" cy="3608070"/>
+            <wp:effectExtent l="0" t="0" r="3175" b="0"/>
+            <wp:docPr id="1013488852" name="Рисунок 1"/>
+            <wp:cNvGraphicFramePr>
+              <a:graphicFrameLocks xmlns:a="http://schemas.openxmlformats.org/drawingml/2006/main" noChangeAspect="1"/>
+            </wp:cNvGraphicFramePr>
+            <a:graphic xmlns:a="http://schemas.openxmlformats.org/drawingml/2006/main">
+              <a:graphicData uri="http://schemas.openxmlformats.org/drawingml/2006/picture">
+                <pic:pic xmlns:pic="http://schemas.openxmlformats.org/drawingml/2006/picture">
+                  <pic:nvPicPr>
+                    <pic:cNvPr id="1013488852" name=""/>
+                    <pic:cNvPicPr/>
+                  </pic:nvPicPr>
+                  <pic:blipFill>
+                    <a:blip r:embed="rId11"/>
+                    <a:stretch>
+                      <a:fillRect/>
+                    </a:stretch>
+                  </pic:blipFill>
+                  <pic:spPr>
+                    <a:xfrm>
+                      <a:off x="0" y="0"/>
+                      <a:ext cx="5940425" cy="3608070"/>
+                    </a:xfrm>
+                    <a:prstGeom prst="rect">
+                      <a:avLst/>
+                    </a:prstGeom>
+                  </pic:spPr>
+                </pic:pic>
+              </a:graphicData>
+            </a:graphic>
+          </wp:inline>
+        </w:drawing>
+      </w:r>
+    </w:p>
+    <w:p>
+      <w:pPr>
+        <w:ind w:firstLine="0"/>
+        <w:jc w:val="center"/>
+        <w:rPr>
+          <w:rFonts w:ascii="Times New Roman" w:hAnsi="Times New Roman" w:cs="Times New Roman"/>
+          <w:sz w:val="24"/>
+          <w:szCs w:val="24"/>
+        </w:rPr>
+      </w:pPr>
+      <w:r>
+        <w:rPr>
+          <w:rFonts w:ascii="Times New Roman" w:hAnsi="Times New Roman" w:cs="Times New Roman"/>
+          <w:sz w:val="24"/>
+          <w:szCs w:val="24"/>
+        </w:rPr>
+        <w:t>Рисунок 2.1 – Отчёт 1.1</w:t>
+      </w:r>
+      <w:r>
+        <w:rPr>
+          <w:rFonts w:ascii="Times New Roman" w:hAnsi="Times New Roman" w:cs="Times New Roman"/>
+          <w:sz w:val="24"/>
+          <w:szCs w:val="24"/>
+        </w:rPr>
+        <w:t xml:space="preserve"> </w:t>
+      </w:r>
+      <w:r>
+        <w:rPr>
+          <w:rFonts w:ascii="Times New Roman" w:hAnsi="Times New Roman" w:cs="Times New Roman"/>
+          <w:sz w:val="24"/>
+          <w:szCs w:val="24"/>
+        </w:rPr>
+        <w:t>–</w:t>
+      </w:r>
+      <w:r>
+        <w:rPr>
+          <w:rFonts w:ascii="Times New Roman" w:hAnsi="Times New Roman" w:cs="Times New Roman"/>
+          <w:sz w:val="24"/>
+          <w:szCs w:val="24"/>
+        </w:rPr>
+        <w:t xml:space="preserve"> </w:t>
+      </w:r>
+      <w:r>
+        <w:rPr>
+          <w:rFonts w:ascii="Times New Roman" w:hAnsi="Times New Roman" w:cs="Times New Roman"/>
+          <w:sz w:val="24"/>
+          <w:szCs w:val="24"/>
+        </w:rPr>
+        <w:t>Динамика продаж по месяцам</w:t>
+      </w:r>
+    </w:p>
+    <w:p>
+      <w:pPr>
+        <w:ind w:firstLine="0"/>
+        <w:jc w:val="center"/>
+        <w:rPr>
+          <w:rFonts w:ascii="Times New Roman" w:hAnsi="Times New Roman" w:cs="Times New Roman"/>
+          <w:sz w:val="24"/>
+          <w:szCs w:val="24"/>
+        </w:rPr>
+      </w:pPr>
+      <w:r>
+        <w:rPr>
+          <w:noProof/>
+          <w14:ligatures w14:val="standardContextual"/>
+        </w:rPr>
+        <w:lastRenderedPageBreak/>
+        <w:drawing>
+          <wp:inline distT="0" distB="0" distL="0" distR="0" wp14:anchorId="42B43316" wp14:editId="6F09EA21">
+            <wp:extent cx="5940425" cy="3608070"/>
+            <wp:effectExtent l="0" t="0" r="3175" b="0"/>
+            <wp:docPr id="1789297077" name="Рисунок 1"/>
+            <wp:cNvGraphicFramePr>
+              <a:graphicFrameLocks xmlns:a="http://schemas.openxmlformats.org/drawingml/2006/main" noChangeAspect="1"/>
+            </wp:cNvGraphicFramePr>
+            <a:graphic xmlns:a="http://schemas.openxmlformats.org/drawingml/2006/main">
+              <a:graphicData uri="http://schemas.openxmlformats.org/drawingml/2006/picture">
+                <pic:pic xmlns:pic="http://schemas.openxmlformats.org/drawingml/2006/picture">
+                  <pic:nvPicPr>
+                    <pic:cNvPr id="1789297077" name=""/>
+                    <pic:cNvPicPr/>
+                  </pic:nvPicPr>
+                  <pic:blipFill>
+                    <a:blip r:embed="rId12"/>
+                    <a:stretch>
+                      <a:fillRect/>
+                    </a:stretch>
+                  </pic:blipFill>
+                  <pic:spPr>
+                    <a:xfrm>
+                      <a:off x="0" y="0"/>
+                      <a:ext cx="5940425" cy="3608070"/>
+                    </a:xfrm>
+                    <a:prstGeom prst="rect">
+                      <a:avLst/>
+                    </a:prstGeom>
+                  </pic:spPr>
+                </pic:pic>
+              </a:graphicData>
+            </a:graphic>
+          </wp:inline>
+        </w:drawing>
+      </w:r>
+    </w:p>
+    <w:p>
+      <w:pPr>
+        <w:ind w:firstLine="0"/>
+        <w:jc w:val="center"/>
+        <w:rPr>
+          <w:rFonts w:ascii="Times New Roman" w:hAnsi="Times New Roman" w:cs="Times New Roman"/>
+          <w:sz w:val="24"/>
+          <w:szCs w:val="24"/>
+        </w:rPr>
+      </w:pPr>
+      <w:r>
+        <w:rPr>
+          <w:rFonts w:ascii="Times New Roman" w:hAnsi="Times New Roman" w:cs="Times New Roman"/>
+          <w:sz w:val="24"/>
+          <w:szCs w:val="24"/>
+        </w:rPr>
+        <w:t>Рисунок 2.2</w:t>
+      </w:r>
+      <w:r>
+        <w:rPr>
+          <w:rFonts w:ascii="Times New Roman" w:hAnsi="Times New Roman" w:cs="Times New Roman"/>
+          <w:sz w:val="24"/>
+          <w:szCs w:val="24"/>
+        </w:rPr>
+        <w:t>.1</w:t>
+      </w:r>
+      <w:r>
+        <w:rPr>
+          <w:rFonts w:ascii="Times New Roman" w:hAnsi="Times New Roman" w:cs="Times New Roman"/>
+          <w:sz w:val="24"/>
+          <w:szCs w:val="24"/>
+        </w:rPr>
+        <w:t xml:space="preserve"> – Отчёт 1.2 – Посещения магазинов за весь период</w:t>
+      </w:r>
+      <w:r>
+        <w:rPr>
+          <w:rFonts w:ascii="Times New Roman" w:hAnsi="Times New Roman" w:cs="Times New Roman"/>
+          <w:sz w:val="24"/>
+          <w:szCs w:val="24"/>
+        </w:rPr>
+        <w:t xml:space="preserve"> по месяцам</w:t>
+      </w:r>
+    </w:p>
+    <w:p>
+      <w:pPr>
+        <w:ind w:firstLine="0"/>
+        <w:jc w:val="center"/>
+        <w:rPr>
+          <w:rFonts w:ascii="Times New Roman" w:hAnsi="Times New Roman" w:cs="Times New Roman"/>
+          <w:sz w:val="24"/>
+          <w:szCs w:val="24"/>
+        </w:rPr>
+      </w:pPr>
+      <w:r>
+        <w:rPr>
+          <w:noProof/>
+          <w14:ligatures w14:val="standardContextual"/>
+        </w:rPr>
+        <w:drawing>
+          <wp:inline distT="0" distB="0" distL="0" distR="0" wp14:anchorId="18F5272A" wp14:editId="4F5CD24D">
+            <wp:extent cx="5940425" cy="3608070"/>
+            <wp:effectExtent l="0" t="0" r="3175" b="0"/>
+            <wp:docPr id="808877909" name="Рисунок 1"/>
+            <wp:cNvGraphicFramePr>
+              <a:graphicFrameLocks xmlns:a="http://schemas.openxmlformats.org/drawingml/2006/main" noChangeAspect="1"/>
+            </wp:cNvGraphicFramePr>
+            <a:graphic xmlns:a="http://schemas.openxmlformats.org/drawingml/2006/main">
+              <a:graphicData uri="http://schemas.openxmlformats.org/drawingml/2006/picture">
+                <pic:pic xmlns:pic="http://schemas.openxmlformats.org/drawingml/2006/picture">
+                  <pic:nvPicPr>
+                    <pic:cNvPr id="808877909" name=""/>
+                    <pic:cNvPicPr/>
+                  </pic:nvPicPr>
+                  <pic:blipFill>
+                    <a:blip r:embed="rId13"/>
+                    <a:stretch>
+                      <a:fillRect/>
+                    </a:stretch>
+                  </pic:blipFill>
+                  <pic:spPr>
+                    <a:xfrm>
+                      <a:off x="0" y="0"/>
+                      <a:ext cx="5940425" cy="3608070"/>
+                    </a:xfrm>
+                    <a:prstGeom prst="rect">
+                      <a:avLst/>
+                    </a:prstGeom>
+                  </pic:spPr>
+                </pic:pic>
+              </a:graphicData>
+            </a:graphic>
+          </wp:inline>
+        </w:drawing>
+      </w:r>
+    </w:p>
+    <w:p>
+      <w:pPr>
+        <w:ind w:firstLine="0"/>
+        <w:jc w:val="center"/>
+        <w:rPr>
+          <w:rFonts w:ascii="Times New Roman" w:hAnsi="Times New Roman" w:cs="Times New Roman"/>
+          <w:sz w:val="24"/>
+          <w:szCs w:val="24"/>
+        </w:rPr>
+      </w:pPr>
+      <w:r>
+        <w:rPr>
+          <w:rFonts w:ascii="Times New Roman" w:hAnsi="Times New Roman" w:cs="Times New Roman"/>
+          <w:sz w:val="24"/>
+          <w:szCs w:val="24"/>
+        </w:rPr>
+        <w:t>Рисунок 2.2.</w:t>
+      </w:r>
+      <w:r>
+        <w:rPr>
+          <w:rFonts w:ascii="Times New Roman" w:hAnsi="Times New Roman" w:cs="Times New Roman"/>
+          <w:sz w:val="24"/>
+          <w:szCs w:val="24"/>
+        </w:rPr>
+        <w:t>2</w:t>
+      </w:r>
+      <w:r>
+        <w:rPr>
+          <w:rFonts w:ascii="Times New Roman" w:hAnsi="Times New Roman" w:cs="Times New Roman"/>
+          <w:sz w:val="24"/>
+          <w:szCs w:val="24"/>
+        </w:rPr>
+        <w:t xml:space="preserve"> – Отчёт 1.2 – Посещения магазинов за весь период по </w:t>
+      </w:r>
+      <w:r>
+        <w:rPr>
+          <w:rFonts w:ascii="Times New Roman" w:hAnsi="Times New Roman" w:cs="Times New Roman"/>
+          <w:sz w:val="24"/>
+          <w:szCs w:val="24"/>
+        </w:rPr>
+        <w:t>магазинам</w:t>
+      </w:r>
+    </w:p>
+    <w:p>
+      <w:pPr>
+        <w:ind w:firstLine="0"/>
+        <w:jc w:val="center"/>
+        <w:rPr>
+          <w:rFonts w:ascii="Times New Roman" w:hAnsi="Times New Roman" w:cs="Times New Roman"/>
+          <w:sz w:val="24"/>
+          <w:szCs w:val="24"/>
+        </w:rPr>
+      </w:pPr>
+      <w:r>
+        <w:rPr>
+          <w:noProof/>
+          <w14:ligatures w14:val="standardContextual"/>
+        </w:rPr>
+        <w:lastRenderedPageBreak/>
+        <w:drawing>
+          <wp:inline distT="0" distB="0" distL="0" distR="0" wp14:anchorId="2CDCF028" wp14:editId="21944462">
+            <wp:extent cx="5940425" cy="3608070"/>
+            <wp:effectExtent l="0" t="0" r="3175" b="0"/>
+            <wp:docPr id="377370100" name="Рисунок 1"/>
+            <wp:cNvGraphicFramePr>
+              <a:graphicFrameLocks xmlns:a="http://schemas.openxmlformats.org/drawingml/2006/main" noChangeAspect="1"/>
+            </wp:cNvGraphicFramePr>
+            <a:graphic xmlns:a="http://schemas.openxmlformats.org/drawingml/2006/main">
+              <a:graphicData uri="http://schemas.openxmlformats.org/drawingml/2006/picture">
+                <pic:pic xmlns:pic="http://schemas.openxmlformats.org/drawingml/2006/picture">
+                  <pic:nvPicPr>
+                    <pic:cNvPr id="377370100" name=""/>
+                    <pic:cNvPicPr/>
+                  </pic:nvPicPr>
+                  <pic:blipFill>
+                    <a:blip r:embed="rId14"/>
+                    <a:stretch>
+                      <a:fillRect/>
+                    </a:stretch>
+                  </pic:blipFill>
+                  <pic:spPr>
+                    <a:xfrm>
+                      <a:off x="0" y="0"/>
+                      <a:ext cx="5940425" cy="3608070"/>
+                    </a:xfrm>
+                    <a:prstGeom prst="rect">
+                      <a:avLst/>
+                    </a:prstGeom>
+                  </pic:spPr>
+                </pic:pic>
+              </a:graphicData>
+            </a:graphic>
+          </wp:inline>
+        </w:drawing>
+      </w:r>
+    </w:p>
+    <w:p>
+      <w:pPr>
+        <w:ind w:firstLine="0"/>
+        <w:jc w:val="center"/>
+        <w:rPr>
+          <w:rFonts w:ascii="Times New Roman" w:hAnsi="Times New Roman" w:cs="Times New Roman"/>
+          <w:sz w:val="24"/>
+          <w:szCs w:val="24"/>
+        </w:rPr>
+      </w:pPr>
+      <w:r>
+        <w:rPr>
+          <w:rFonts w:ascii="Times New Roman" w:hAnsi="Times New Roman" w:cs="Times New Roman"/>
+          <w:sz w:val="24"/>
+          <w:szCs w:val="24"/>
+        </w:rPr>
+        <w:t>Рисунок 2.3 – Отчёт 1.3 – Анализ выручки в зависимости от часа и дня недели</w:t>
+      </w:r>
+    </w:p>
+    <w:p>
+      <w:pPr>
+        <w:rPr>
+          <w:rFonts w:ascii="Times New Roman" w:hAnsi="Times New Roman" w:cs="Times New Roman"/>
+          <w:sz w:val="24"/>
+          <w:szCs w:val="24"/>
+        </w:rPr>
+      </w:pPr>
+      <w:r>
+        <w:rPr>
+          <w:rFonts w:ascii="Times New Roman" w:hAnsi="Times New Roman" w:cs="Times New Roman"/>
+          <w:sz w:val="24"/>
+          <w:szCs w:val="24"/>
+        </w:rPr>
+        <w:br w:type="page"/>
+      </w:r>
+    </w:p>
+    <w:p>
+      <w:pPr>
+        <w:rPr>
+          <w:rFonts w:ascii="Times New Roman" w:hAnsi="Times New Roman" w:cs="Times New Roman"/>
+          <w:sz w:val="24"/>
+          <w:szCs w:val="24"/>
+        </w:rPr>
+      </w:pPr>
+      <w:r>
+        <w:rPr>
+          <w:rFonts w:ascii="Times New Roman" w:hAnsi="Times New Roman" w:cs="Times New Roman"/>
+          <w:sz w:val="24"/>
+          <w:szCs w:val="24"/>
+        </w:rPr>
+        <w:lastRenderedPageBreak/>
+        <w:t>Группа 2. Оперативная отчётность:</w:t>
+      </w:r>
+    </w:p>
+    <w:p>
+      <w:pPr>
+        <w:pStyle w:val="a7"/>
+        <w:numPr>
+          <w:ilvl w:val="0"/>
+          <w:numId w:val="76"/>
+        </w:numPr>
+        <w:rPr>
+          <w:rFonts w:ascii="Times New Roman" w:hAnsi="Times New Roman" w:cs="Times New Roman"/>
+          <w:sz w:val="24"/>
+          <w:szCs w:val="24"/>
+        </w:rPr>
+      </w:pPr>
+      <w:r>
+        <w:rPr>
+          <w:rFonts w:ascii="Times New Roman" w:hAnsi="Times New Roman" w:cs="Times New Roman"/>
+          <w:sz w:val="24"/>
+          <w:szCs w:val="24"/>
+        </w:rPr>
+        <w:t xml:space="preserve">2.1 Накопительная выручка по дням с начала месяца (функция </w:t>
+      </w:r>
+      <w:proofErr w:type="spellStart"/>
+      <w:r>
+        <w:rPr>
+          <w:rFonts w:ascii="Times New Roman" w:hAnsi="Times New Roman" w:cs="Times New Roman"/>
+          <w:sz w:val="24"/>
+          <w:szCs w:val="24"/>
+        </w:rPr>
+        <w:t>CumulativeSum</w:t>
+      </w:r>
+      <w:proofErr w:type="spellEnd"/>
+      <w:r>
+        <w:rPr>
+          <w:rFonts w:ascii="Times New Roman" w:hAnsi="Times New Roman" w:cs="Times New Roman"/>
+          <w:sz w:val="24"/>
+          <w:szCs w:val="24"/>
+        </w:rPr>
+        <w:t>())</w:t>
+      </w:r>
+    </w:p>
+    <w:p>
+      <w:pPr>
+        <w:ind w:firstLine="0"/>
+        <w:jc w:val="center"/>
+        <w:rPr>
+          <w:rFonts w:ascii="Times New Roman" w:hAnsi="Times New Roman" w:cs="Times New Roman"/>
+          <w:sz w:val="24"/>
+          <w:szCs w:val="24"/>
+          <w:lang w:val="en-US"/>
+        </w:rPr>
+      </w:pPr>
+      <w:r>
+        <w:rPr>
+          <w:noProof/>
+          <w14:ligatures w14:val="standardContextual"/>
+        </w:rPr>
+        <w:drawing>
+          <wp:inline distT="0" distB="0" distL="0" distR="0" wp14:anchorId="71CADB3F" wp14:editId="5984981E">
+            <wp:extent cx="5940425" cy="3608070"/>
+            <wp:effectExtent l="0" t="0" r="3175" b="0"/>
+            <wp:docPr id="192023772" name="Рисунок 1"/>
+            <wp:cNvGraphicFramePr>
+              <a:graphicFrameLocks xmlns:a="http://schemas.openxmlformats.org/drawingml/2006/main" noChangeAspect="1"/>
+            </wp:cNvGraphicFramePr>
+            <a:graphic xmlns:a="http://schemas.openxmlformats.org/drawingml/2006/main">
+              <a:graphicData uri="http://schemas.openxmlformats.org/drawingml/2006/picture">
+                <pic:pic xmlns:pic="http://schemas.openxmlformats.org/drawingml/2006/picture">
+                  <pic:nvPicPr>
+                    <pic:cNvPr id="192023772" name=""/>
+                    <pic:cNvPicPr/>
+                  </pic:nvPicPr>
+                  <pic:blipFill>
+                    <a:blip r:embed="rId15"/>
+                    <a:stretch>
+                      <a:fillRect/>
+                    </a:stretch>
+                  </pic:blipFill>
+                  <pic:spPr>
+                    <a:xfrm>
+                      <a:off x="0" y="0"/>
+                      <a:ext cx="5940425" cy="3608070"/>
+                    </a:xfrm>
+                    <a:prstGeom prst="rect">
+                      <a:avLst/>
+                    </a:prstGeom>
+                  </pic:spPr>
+                </pic:pic>
+              </a:graphicData>
+            </a:graphic>
+          </wp:inline>
+        </w:drawing>
+      </w:r>
+    </w:p>
+    <w:p>
+      <w:pPr>
+        <w:ind w:firstLine="0"/>
+        <w:jc w:val="center"/>
+        <w:rPr>
+          <w:rFonts w:ascii="Times New Roman" w:hAnsi="Times New Roman" w:cs="Times New Roman"/>
+          <w:sz w:val="24"/>
+          <w:szCs w:val="24"/>
+        </w:rPr>
+      </w:pPr>
+      <w:r>
+        <w:rPr>
+          <w:rFonts w:ascii="Times New Roman" w:hAnsi="Times New Roman" w:cs="Times New Roman"/>
+          <w:sz w:val="24"/>
+          <w:szCs w:val="24"/>
+        </w:rPr>
+        <w:t>Рисунок 3 – Оперативный отчёт 2 – Выручка магазинов по дням с накопительным итогом</w:t>
+      </w:r>
+    </w:p>
+    <w:p>
+      <w:pPr>
+        <w:rPr>
+          <w:rFonts w:ascii="Times New Roman" w:hAnsi="Times New Roman" w:cs="Times New Roman"/>
+          <w:sz w:val="24"/>
+          <w:szCs w:val="24"/>
+        </w:rPr>
+      </w:pPr>
+      <w:r>
+        <w:rPr>
+          <w:rFonts w:ascii="Times New Roman" w:hAnsi="Times New Roman" w:cs="Times New Roman"/>
+          <w:sz w:val="24"/>
+          <w:szCs w:val="24"/>
+        </w:rPr>
+        <w:br w:type="page"/>
+      </w:r>
+    </w:p>
+    <w:p>
+      <w:pPr>
+        <w:rPr>
+          <w:rFonts w:ascii="Times New Roman" w:hAnsi="Times New Roman" w:cs="Times New Roman"/>
+          <w:sz w:val="24"/>
+          <w:szCs w:val="24"/>
+        </w:rPr>
+      </w:pPr>
+      <w:r>
+        <w:rPr>
+          <w:rFonts w:ascii="Times New Roman" w:hAnsi="Times New Roman" w:cs="Times New Roman"/>
+          <w:sz w:val="24"/>
+          <w:szCs w:val="24"/>
+        </w:rPr>
+        <w:lastRenderedPageBreak/>
+        <w:t>Группа 3. Оценка тенденций:</w:t>
+      </w:r>
+    </w:p>
+    <w:p>
+      <w:pPr>
+        <w:pStyle w:val="a7"/>
+        <w:numPr>
+          <w:ilvl w:val="0"/>
+          <w:numId w:val="76"/>
+        </w:numPr>
+        <w:rPr>
+          <w:rFonts w:ascii="Times New Roman" w:hAnsi="Times New Roman" w:cs="Times New Roman"/>
+          <w:sz w:val="24"/>
+          <w:szCs w:val="24"/>
+        </w:rPr>
+      </w:pPr>
+      <w:r>
+        <w:rPr>
+          <w:rFonts w:ascii="Times New Roman" w:hAnsi="Times New Roman" w:cs="Times New Roman"/>
+          <w:sz w:val="24"/>
+          <w:szCs w:val="24"/>
+        </w:rPr>
+        <w:t>3.1 График развития магазинов по 4 метрикам: Средний чек, Выручка, Позиций в чеке, Покупателей</w:t>
+      </w:r>
+    </w:p>
+    <w:p>
+      <w:pPr>
+        <w:pStyle w:val="a7"/>
+        <w:numPr>
+          <w:ilvl w:val="0"/>
+          <w:numId w:val="76"/>
+        </w:numPr>
+        <w:rPr>
+          <w:rFonts w:ascii="Times New Roman" w:hAnsi="Times New Roman" w:cs="Times New Roman"/>
+          <w:sz w:val="24"/>
+          <w:szCs w:val="24"/>
+        </w:rPr>
+      </w:pPr>
+      <w:r>
+        <w:rPr>
+          <w:rFonts w:ascii="Times New Roman" w:hAnsi="Times New Roman" w:cs="Times New Roman"/>
+          <w:sz w:val="24"/>
+          <w:szCs w:val="24"/>
+        </w:rPr>
+        <w:t>3.2 Анализ товарных подгрупп с фильтрами: слабые (частота в чеке &lt;0,05 И доля выручки &lt;5%), сильные (частота &gt;0,15 И доля &gt;10%)</w:t>
+      </w:r>
+    </w:p>
+    <w:p>
+      <w:pPr>
+        <w:ind w:firstLine="0"/>
+        <w:jc w:val="center"/>
+        <w:rPr>
+          <w:rFonts w:ascii="Times New Roman" w:hAnsi="Times New Roman" w:cs="Times New Roman"/>
+          <w:sz w:val="24"/>
+          <w:szCs w:val="24"/>
+        </w:rPr>
+      </w:pPr>
+      <w:r>
+        <w:rPr>
+          <w:noProof/>
+          <w14:ligatures w14:val="standardContextual"/>
+        </w:rPr>
+        <w:drawing>
+          <wp:inline distT="0" distB="0" distL="0" distR="0" wp14:anchorId="46460E0B" wp14:editId="1EDCBC40">
+            <wp:extent cx="5940425" cy="3608070"/>
+            <wp:effectExtent l="0" t="0" r="3175" b="0"/>
+            <wp:docPr id="1648634368" name="Рисунок 1"/>
+            <wp:cNvGraphicFramePr>
+              <a:graphicFrameLocks xmlns:a="http://schemas.openxmlformats.org/drawingml/2006/main" noChangeAspect="1"/>
+            </wp:cNvGraphicFramePr>
+            <a:graphic xmlns:a="http://schemas.openxmlformats.org/drawingml/2006/main">
+              <a:graphicData uri="http://schemas.openxmlformats.org/drawingml/2006/picture">
+                <pic:pic xmlns:pic="http://schemas.openxmlformats.org/drawingml/2006/picture">
+                  <pic:nvPicPr>
+                    <pic:cNvPr id="1648634368" name=""/>
+                    <pic:cNvPicPr/>
+                  </pic:nvPicPr>
+                  <pic:blipFill>
+                    <a:blip r:embed="rId16"/>
+                    <a:stretch>
+                      <a:fillRect/>
+                    </a:stretch>
+                  </pic:blipFill>
+                  <pic:spPr>
+                    <a:xfrm>
+                      <a:off x="0" y="0"/>
+                      <a:ext cx="5940425" cy="3608070"/>
+                    </a:xfrm>
+                    <a:prstGeom prst="rect">
+                      <a:avLst/>
+                    </a:prstGeom>
+                  </pic:spPr>
+                </pic:pic>
+              </a:graphicData>
+            </a:graphic>
+          </wp:inline>
+        </w:drawing>
+      </w:r>
+    </w:p>
+    <w:p>
+      <w:pPr>
+        <w:ind w:firstLine="0"/>
+        <w:jc w:val="center"/>
+        <w:rPr>
+          <w:rFonts w:ascii="Times New Roman" w:hAnsi="Times New Roman" w:cs="Times New Roman"/>
+          <w:sz w:val="24"/>
+          <w:szCs w:val="24"/>
+        </w:rPr>
+      </w:pPr>
+      <w:r>
+        <w:rPr>
+          <w:rFonts w:ascii="Times New Roman" w:hAnsi="Times New Roman" w:cs="Times New Roman"/>
+          <w:sz w:val="24"/>
+          <w:szCs w:val="24"/>
+        </w:rPr>
+        <w:t>Рисунок 4.1 – Отчёт 3.1 – График магазинов по 4 характеристикам</w:t>
+      </w:r>
+    </w:p>
+    <w:p>
+      <w:pPr>
+        <w:ind w:firstLine="0"/>
+        <w:jc w:val="center"/>
+        <w:rPr>
+          <w:rFonts w:ascii="Times New Roman" w:hAnsi="Times New Roman" w:cs="Times New Roman"/>
+          <w:sz w:val="24"/>
+          <w:szCs w:val="24"/>
+        </w:rPr>
+      </w:pPr>
+      <w:r>
+        <w:rPr>
+          <w:noProof/>
+          <w14:ligatures w14:val="standardContextual"/>
+        </w:rPr>
+        <w:drawing>
+          <wp:inline distT="0" distB="0" distL="0" distR="0" wp14:anchorId="408146B2" wp14:editId="72CB6269">
+            <wp:extent cx="5940425" cy="3608070"/>
+            <wp:effectExtent l="0" t="0" r="3175" b="0"/>
+            <wp:docPr id="1945179346" name="Рисунок 1"/>
+            <wp:cNvGraphicFramePr>
+              <a:graphicFrameLocks xmlns:a="http://schemas.openxmlformats.org/drawingml/2006/main" noChangeAspect="1"/>
+            </wp:cNvGraphicFramePr>
+            <a:graphic xmlns:a="http://schemas.openxmlformats.org/drawingml/2006/main">
+              <a:graphicData uri="http://schemas.openxmlformats.org/drawingml/2006/picture">
+                <pic:pic xmlns:pic="http://schemas.openxmlformats.org/drawingml/2006/picture">
+                  <pic:nvPicPr>
+                    <pic:cNvPr id="1945179346" name=""/>
+                    <pic:cNvPicPr/>
+                  </pic:nvPicPr>
+                  <pic:blipFill>
+                    <a:blip r:embed="rId17"/>
+                    <a:stretch>
+                      <a:fillRect/>
+                    </a:stretch>
+                  </pic:blipFill>
+                  <pic:spPr>
+                    <a:xfrm>
+                      <a:off x="0" y="0"/>
+                      <a:ext cx="5940425" cy="3608070"/>
+                    </a:xfrm>
+                    <a:prstGeom prst="rect">
+                      <a:avLst/>
+                    </a:prstGeom>
+                  </pic:spPr>
+                </pic:pic>
+              </a:graphicData>
+            </a:graphic>
+          </wp:inline>
+        </w:drawing>
+      </w:r>
+    </w:p>
+    <w:p>
+      <w:pPr>
+        <w:ind w:firstLine="0"/>
+        <w:jc w:val="center"/>
+        <w:rPr>
+          <w:rFonts w:ascii="Times New Roman" w:hAnsi="Times New Roman" w:cs="Times New Roman"/>
+          <w:sz w:val="24"/>
+          <w:szCs w:val="24"/>
+        </w:rPr>
+      </w:pPr>
+      <w:r>
+        <w:rPr>
+          <w:rFonts w:ascii="Times New Roman" w:hAnsi="Times New Roman" w:cs="Times New Roman"/>
+          <w:sz w:val="24"/>
+          <w:szCs w:val="24"/>
+        </w:rPr>
+        <w:t>Рисунок 4.2</w:t>
+      </w:r>
+      <w:r>
+        <w:rPr>
+          <w:rFonts w:ascii="Times New Roman" w:hAnsi="Times New Roman" w:cs="Times New Roman"/>
+          <w:sz w:val="24"/>
+          <w:szCs w:val="24"/>
+        </w:rPr>
+        <w:t>.1</w:t>
+      </w:r>
+      <w:r>
+        <w:rPr>
+          <w:rFonts w:ascii="Times New Roman" w:hAnsi="Times New Roman" w:cs="Times New Roman"/>
+          <w:sz w:val="24"/>
+          <w:szCs w:val="24"/>
+        </w:rPr>
+        <w:t xml:space="preserve"> </w:t>
+      </w:r>
+      <w:r>
+        <w:rPr>
+          <w:rFonts w:ascii="Times New Roman" w:hAnsi="Times New Roman" w:cs="Times New Roman"/>
+          <w:sz w:val="24"/>
+          <w:szCs w:val="24"/>
+        </w:rPr>
+        <w:t>–</w:t>
+      </w:r>
+      <w:r>
+        <w:rPr>
+          <w:rFonts w:ascii="Times New Roman" w:hAnsi="Times New Roman" w:cs="Times New Roman"/>
+          <w:sz w:val="24"/>
+          <w:szCs w:val="24"/>
+        </w:rPr>
+        <w:t xml:space="preserve"> Слабые</w:t>
+      </w:r>
+      <w:r>
+        <w:rPr>
+          <w:rFonts w:ascii="Times New Roman" w:hAnsi="Times New Roman" w:cs="Times New Roman"/>
+          <w:sz w:val="24"/>
+          <w:szCs w:val="24"/>
+        </w:rPr>
+        <w:br w:type="page"/>
+      </w:r>
+    </w:p>
+    <w:p>
+      <w:pPr>
+        <w:rPr>
+          <w:rFonts w:ascii="Times New Roman" w:hAnsi="Times New Roman" w:cs="Times New Roman"/>
+          <w:sz w:val="24"/>
+          <w:szCs w:val="24"/>
+        </w:rPr>
+      </w:pPr>
+      <w:r>
+        <w:rPr>
+          <w:rFonts w:ascii="Times New Roman" w:hAnsi="Times New Roman" w:cs="Times New Roman"/>
+          <w:sz w:val="24"/>
+          <w:szCs w:val="24"/>
+        </w:rPr>
+        <w:lastRenderedPageBreak/>
+        <w:t>Все визуализаторы добавлены в компонент «Отчёты» с группировкой по категориям</w:t>
+      </w:r>
+      <w:r>
+        <w:rPr>
+          <w:rFonts w:ascii="Times New Roman" w:hAnsi="Times New Roman" w:cs="Times New Roman"/>
+          <w:sz w:val="24"/>
+          <w:szCs w:val="24"/>
+        </w:rPr>
+        <w:t>.</w:t>
+      </w:r>
+    </w:p>
+    <w:p>
+      <w:pPr>
+        <w:ind w:firstLine="0"/>
+        <w:jc w:val="center"/>
+        <w:rPr>
+          <w:rFonts w:ascii="Times New Roman" w:hAnsi="Times New Roman" w:cs="Times New Roman"/>
+          <w:sz w:val="24"/>
+          <w:szCs w:val="24"/>
+        </w:rPr>
+      </w:pPr>
+      <w:r>
+        <w:rPr>
+          <w:noProof/>
+          <w14:ligatures w14:val="standardContextual"/>
+        </w:rPr>
+        <w:drawing>
+          <wp:inline distT="0" distB="0" distL="0" distR="0" wp14:anchorId="7ECDD21F" wp14:editId="0D0457B3">
+            <wp:extent cx="5940425" cy="4582795"/>
+            <wp:effectExtent l="0" t="0" r="3175" b="8255"/>
+            <wp:docPr id="1753369375" name="Рисунок 1"/>
+            <wp:cNvGraphicFramePr>
+              <a:graphicFrameLocks xmlns:a="http://schemas.openxmlformats.org/drawingml/2006/main" noChangeAspect="1"/>
+            </wp:cNvGraphicFramePr>
+            <a:graphic xmlns:a="http://schemas.openxmlformats.org/drawingml/2006/main">
+              <a:graphicData uri="http://schemas.openxmlformats.org/drawingml/2006/picture">
+                <pic:pic xmlns:pic="http://schemas.openxmlformats.org/drawingml/2006/picture">
+                  <pic:nvPicPr>
+                    <pic:cNvPr id="1753369375" name=""/>
+                    <pic:cNvPicPr/>
+                  </pic:nvPicPr>
+                  <pic:blipFill>
+                    <a:blip r:embed="rId18"/>
+                    <a:stretch>
+                      <a:fillRect/>
+                    </a:stretch>
+                  </pic:blipFill>
+                  <pic:spPr>
+                    <a:xfrm>
+                      <a:off x="0" y="0"/>
+                      <a:ext cx="5940425" cy="4582795"/>
+                    </a:xfrm>
+                    <a:prstGeom prst="rect">
+                      <a:avLst/>
+                    </a:prstGeom>
+                  </pic:spPr>
+                </pic:pic>
+              </a:graphicData>
+            </a:graphic>
+          </wp:inline>
+        </w:drawing>
+      </w:r>
+    </w:p>
+    <w:p>
+      <w:pPr>
+        <w:ind w:firstLine="0"/>
+        <w:jc w:val="center"/>
+        <w:rPr>
+          <w:rFonts w:ascii="Times New Roman" w:hAnsi="Times New Roman" w:cs="Times New Roman"/>
+          <w:sz w:val="24"/>
+          <w:szCs w:val="24"/>
+        </w:rPr>
+      </w:pPr>
+      <w:r>
+        <w:rPr>
+          <w:rFonts w:ascii="Times New Roman" w:hAnsi="Times New Roman" w:cs="Times New Roman"/>
+          <w:sz w:val="24"/>
+          <w:szCs w:val="24"/>
+        </w:rPr>
+        <w:t>Рисунок 5 – Отчёты собраны в группу отчётов</w:t>
+      </w:r>
+    </w:p>
+    <w:p>
+      <w:pPr>
+        <w:ind w:firstLine="0"/>
+        <w:rPr>
+          <w:rFonts w:ascii="Times New Roman" w:hAnsi="Times New Roman" w:cs="Times New Roman"/>
+          <w:sz w:val="24"/>
+          <w:szCs w:val="24"/>
+        </w:rPr>
+      </w:pPr>
       <w:r>
         <w:rPr>
           <w:rFonts w:ascii="Times New Roman" w:hAnsi="Times New Roman" w:cs="Times New Roman"/>
@@ -2156,60 +3221,36 @@
     <w:p>
       <w:pPr>
         <w:rPr>
-          <w:rFonts w:ascii="Times New Roman" w:hAnsi="Times New Roman" w:cs="Times New Roman"/>
+          <w:rFonts w:ascii="Times New Roman" w:eastAsiaTheme="majorEastAsia" w:hAnsi="Times New Roman" w:cs="Times New Roman"/>
           <w:sz w:val="24"/>
           <w:szCs w:val="24"/>
         </w:rPr>
       </w:pPr>
       <w:r>
         <w:rPr>
-          <w:rFonts w:ascii="Times New Roman" w:hAnsi="Times New Roman" w:cs="Times New Roman"/>
-          <w:sz w:val="24"/>
-          <w:szCs w:val="24"/>
-        </w:rPr>
-        <w:t>В результате выполнения работы было</w:t>
+          <w:rFonts w:ascii="Times New Roman" w:eastAsiaTheme="majorEastAsia" w:hAnsi="Times New Roman" w:cs="Times New Roman"/>
+          <w:sz w:val="24"/>
+          <w:szCs w:val="24"/>
+        </w:rPr>
+        <w:t xml:space="preserve">В ходе работы освоены базовые возможности платформы </w:t>
       </w:r>
+      <w:proofErr w:type="spellStart"/>
       <w:r>
         <w:rPr>
-          <w:rFonts w:ascii="Times New Roman" w:hAnsi="Times New Roman" w:cs="Times New Roman"/>
-          <w:sz w:val="24"/>
-          <w:szCs w:val="24"/>
-        </w:rPr>
-        <w:t xml:space="preserve"> реализовано построение древовидной структуры на основе конкретного примера с учетов анимированной по времени смены слайдов и реализации эффекта «Проявление». В дальнейшем был организован поэтапный показ структуры в </w:t>
+          <w:rFonts w:ascii="Times New Roman" w:eastAsiaTheme="majorEastAsia" w:hAnsi="Times New Roman" w:cs="Times New Roman"/>
+          <w:sz w:val="24"/>
+          <w:szCs w:val="24"/>
+        </w:rPr>
+        <w:t>Loginom</w:t>
       </w:r>
+      <w:proofErr w:type="spellEnd"/>
       <w:r>
         <w:rPr>
-          <w:rFonts w:ascii="Times New Roman" w:hAnsi="Times New Roman" w:cs="Times New Roman"/>
-          <w:sz w:val="24"/>
-          <w:szCs w:val="24"/>
-          <w:lang w:val="en-US"/>
-        </w:rPr>
-        <w:t>Power</w:t>
-      </w:r>
-      <w:r>
-        <w:rPr>
-          <w:rFonts w:ascii="Times New Roman" w:hAnsi="Times New Roman" w:cs="Times New Roman"/>
-          <w:sz w:val="24"/>
-          <w:szCs w:val="24"/>
-        </w:rPr>
-        <w:t xml:space="preserve"> </w:t>
-      </w:r>
-      <w:r>
-        <w:rPr>
-          <w:rFonts w:ascii="Times New Roman" w:hAnsi="Times New Roman" w:cs="Times New Roman"/>
-          <w:sz w:val="24"/>
-          <w:szCs w:val="24"/>
-          <w:lang w:val="en-US"/>
-        </w:rPr>
-        <w:t>Point</w:t>
-      </w:r>
-      <w:r>
-        <w:rPr>
-          <w:rFonts w:ascii="Times New Roman" w:hAnsi="Times New Roman" w:cs="Times New Roman"/>
-          <w:sz w:val="24"/>
-          <w:szCs w:val="24"/>
-        </w:rPr>
-        <w:t>.</w:t>
+          <w:rFonts w:ascii="Times New Roman" w:eastAsiaTheme="majorEastAsia" w:hAnsi="Times New Roman" w:cs="Times New Roman"/>
+          <w:sz w:val="24"/>
+          <w:szCs w:val="24"/>
+        </w:rPr>
+        <w:t>: импорт данных, фильтрация, сортировка, расчёт вычисляемых полей, работа с переменными пользователя, группировка и визуализация.</w:t>
       </w:r>
     </w:p>
     <w:p>
@@ -2220,10 +3261,62 @@
           <w:szCs w:val="24"/>
         </w:rPr>
       </w:pPr>
+      <w:r>
+        <w:rPr>
+          <w:rFonts w:ascii="Times New Roman" w:eastAsiaTheme="majorEastAsia" w:hAnsi="Times New Roman" w:cs="Times New Roman"/>
+          <w:sz w:val="24"/>
+          <w:szCs w:val="24"/>
+        </w:rPr>
+        <w:t>По заданию 2 реализован сценарий анализа ассортимента с автоматической маркировкой неактивных товаров. По заданию 7 спроектирована многоуровневая система отчётности для оценки эффективности магазинов и прогнозирования тенденций.</w:t>
+      </w:r>
+    </w:p>
+    <w:p>
+      <w:pPr>
+        <w:rPr>
+          <w:rFonts w:ascii="Times New Roman" w:eastAsiaTheme="majorEastAsia" w:hAnsi="Times New Roman" w:cs="Times New Roman"/>
+          <w:sz w:val="24"/>
+          <w:szCs w:val="24"/>
+        </w:rPr>
+      </w:pPr>
+      <w:r>
+        <w:rPr>
+          <w:rFonts w:ascii="Times New Roman" w:eastAsiaTheme="majorEastAsia" w:hAnsi="Times New Roman" w:cs="Times New Roman"/>
+          <w:sz w:val="24"/>
+          <w:szCs w:val="24"/>
+        </w:rPr>
+        <w:t xml:space="preserve">Платформа </w:t>
+      </w:r>
+      <w:proofErr w:type="spellStart"/>
+      <w:r>
+        <w:rPr>
+          <w:rFonts w:ascii="Times New Roman" w:eastAsiaTheme="majorEastAsia" w:hAnsi="Times New Roman" w:cs="Times New Roman"/>
+          <w:sz w:val="24"/>
+          <w:szCs w:val="24"/>
+        </w:rPr>
+        <w:t>Loginom</w:t>
+      </w:r>
+      <w:proofErr w:type="spellEnd"/>
+      <w:r>
+        <w:rPr>
+          <w:rFonts w:ascii="Times New Roman" w:eastAsiaTheme="majorEastAsia" w:hAnsi="Times New Roman" w:cs="Times New Roman"/>
+          <w:sz w:val="24"/>
+          <w:szCs w:val="24"/>
+        </w:rPr>
+        <w:t xml:space="preserve"> подтвердила эффективность для быстрого построения ETL-сценариев и визуальной аналитики без написания кода.</w:t>
+      </w:r>
+    </w:p>
+    <w:p>
+      <w:pPr>
+        <w:rPr>
+          <w:rFonts w:ascii="Times New Roman" w:eastAsiaTheme="majorEastAsia" w:hAnsi="Times New Roman" w:cs="Times New Roman"/>
+          <w:sz w:val="24"/>
+          <w:szCs w:val="24"/>
+        </w:rPr>
+      </w:pPr>
     </w:p>
     <w:sectPr>
-      <w:footerReference w:type="default" r:id="rId11"/>
-      <w:footerReference w:type="first" r:id="rId12"/>
+      <w:footerReference w:type="default" r:id="rId19"/>
+      <w:footerReference w:type="first" r:id="rId20"/>
       <w:pgSz w:w="11906" w:h="16838"/>
       <w:pgMar w:top="1134" w:right="850" w:bottom="1134" w:left="1701" w:header="708" w:footer="708" w:gutter="0"/>
       <w:pgNumType w:start="3"/>
@@ -4019,6 +5112,155 @@
     </w:lvl>
   </w:abstractNum>
   <w:abstractNum w:abstractNumId="12" w15:restartNumberingAfterBreak="0">
+    <w:nsid w:val="13803A5A"/>
+    <w:multiLevelType w:val="multilevel"/>
+    <w:tmpl w:val="869A6694"/>
+    <w:lvl w:ilvl="0">
+      <w:start w:val="1"/>
+      <w:numFmt w:val="bullet"/>
+      <w:lvlText w:val=""/>
+      <w:lvlJc w:val="left"/>
+      <w:pPr>
+        <w:tabs>
+          <w:tab w:val="num" w:pos="720"/>
+        </w:tabs>
+        <w:ind w:left="720" w:hanging="360"/>
+      </w:pPr>
+      <w:rPr>
+        <w:rFonts w:ascii="Symbol" w:hAnsi="Symbol" w:hint="default"/>
+        <w:sz w:val="20"/>
+      </w:rPr>
+    </w:lvl>
+    <w:lvl w:ilvl="1" w:tentative="1">
+      <w:start w:val="1"/>
+      <w:numFmt w:val="bullet"/>
+      <w:lvlText w:val="o"/>
+      <w:lvlJc w:val="left"/>
+      <w:pPr>
+        <w:tabs>
+          <w:tab w:val="num" w:pos="1440"/>
+        </w:tabs>
+        <w:ind w:left="1440" w:hanging="360"/>
+      </w:pPr>
+      <w:rPr>
+        <w:rFonts w:ascii="Courier New" w:hAnsi="Courier New" w:hint="default"/>
+        <w:sz w:val="20"/>
+      </w:rPr>
+    </w:lvl>
+    <w:lvl w:ilvl="2" w:tentative="1">
+      <w:start w:val="1"/>
+      <w:numFmt w:val="bullet"/>
+      <w:lvlText w:val=""/>
+      <w:lvlJc w:val="left"/>
+      <w:pPr>
+        <w:tabs>
+          <w:tab w:val="num" w:pos="2160"/>
+        </w:tabs>
+        <w:ind w:left="2160" w:hanging="360"/>
+      </w:pPr>
+      <w:rPr>
+        <w:rFonts w:ascii="Wingdings" w:hAnsi="Wingdings" w:hint="default"/>
+        <w:sz w:val="20"/>
+      </w:rPr>
+    </w:lvl>
+    <w:lvl w:ilvl="3" w:tentative="1">
+      <w:start w:val="1"/>
+      <w:numFmt w:val="bullet"/>
+      <w:lvlText w:val=""/>
+      <w:lvlJc w:val="left"/>
+      <w:pPr>
+        <w:tabs>
+          <w:tab w:val="num" w:pos="2880"/>
+        </w:tabs>
+        <w:ind w:left="2880" w:hanging="360"/>
+      </w:pPr>
+      <w:rPr>
+        <w:rFonts w:ascii="Wingdings" w:hAnsi="Wingdings" w:hint="default"/>
+        <w:sz w:val="20"/>
+      </w:rPr>
+    </w:lvl>
+    <w:lvl w:ilvl="4" w:tentative="1">
+      <w:start w:val="1"/>
+      <w:numFmt w:val="bullet"/>
+      <w:lvlText w:val=""/>
+      <w:lvlJc w:val="left"/>
+      <w:pPr>
+        <w:tabs>
+          <w:tab w:val="num" w:pos="3600"/>
+        </w:tabs>
+        <w:ind w:left="3600" w:hanging="360"/>
+      </w:pPr>
+      <w:rPr>
+        <w:rFonts w:ascii="Wingdings" w:hAnsi="Wingdings" w:hint="default"/>
+        <w:sz w:val="20"/>
+      </w:rPr>
+    </w:lvl>
+    <w:lvl w:ilvl="5" w:tentative="1">
+      <w:start w:val="1"/>
+      <w:numFmt w:val="bullet"/>
+      <w:lvlText w:val=""/>
+      <w:lvlJc w:val="left"/>
+      <w:pPr>
+        <w:tabs>
+          <w:tab w:val="num" w:pos="4320"/>
+        </w:tabs>
+        <w:ind w:left="4320" w:hanging="360"/>
+      </w:pPr>
+      <w:rPr>
+        <w:rFonts w:ascii="Wingdings" w:hAnsi="Wingdings" w:hint="default"/>
+        <w:sz w:val="20"/>
+      </w:rPr>
+    </w:lvl>
+    <w:lvl w:ilvl="6" w:tentative="1">
+      <w:start w:val="1"/>
+      <w:numFmt w:val="bullet"/>
+      <w:lvlText w:val=""/>
+      <w:lvlJc w:val="left"/>
+      <w:pPr>
+        <w:tabs>
+          <w:tab w:val="num" w:pos="5040"/>
+        </w:tabs>
+        <w:ind w:left="5040" w:hanging="360"/>
+      </w:pPr>
+      <w:rPr>
+        <w:rFonts w:ascii="Wingdings" w:hAnsi="Wingdings" w:hint="default"/>
+        <w:sz w:val="20"/>
+      </w:rPr>
+    </w:lvl>
+    <w:lvl w:ilvl="7" w:tentative="1">
+      <w:start w:val="1"/>
+      <w:numFmt w:val="bullet"/>
+      <w:lvlText w:val=""/>
+      <w:lvlJc w:val="left"/>
+      <w:pPr>
+        <w:tabs>
+          <w:tab w:val="num" w:pos="5760"/>
+        </w:tabs>
+        <w:ind w:left="5760" w:hanging="360"/>
+      </w:pPr>
+      <w:rPr>
+        <w:rFonts w:ascii="Wingdings" w:hAnsi="Wingdings" w:hint="default"/>
+        <w:sz w:val="20"/>
+      </w:rPr>
+    </w:lvl>
+    <w:lvl w:ilvl="8" w:tentative="1">
+      <w:start w:val="1"/>
+      <w:numFmt w:val="bullet"/>
+      <w:lvlText w:val=""/>
+      <w:lvlJc w:val="left"/>
+      <w:pPr>
+        <w:tabs>
+          <w:tab w:val="num" w:pos="6480"/>
+        </w:tabs>
+        <w:ind w:left="6480" w:hanging="360"/>
+      </w:pPr>
+      <w:rPr>
+        <w:rFonts w:ascii="Wingdings" w:hAnsi="Wingdings" w:hint="default"/>
+        <w:sz w:val="20"/>
+      </w:rPr>
+    </w:lvl>
+  </w:abstractNum>
+  <w:abstractNum w:abstractNumId="13" w15:restartNumberingAfterBreak="0">
     <w:nsid w:val="16AC7854"/>
     <w:multiLevelType w:val="multilevel"/>
     <w:tmpl w:val="0CC8CCA6"/>
@@ -4131,7 +5373,7 @@
       </w:pPr>
     </w:lvl>
   </w:abstractNum>
-  <w:abstractNum w:abstractNumId="13" w15:restartNumberingAfterBreak="0">
+  <w:abstractNum w:abstractNumId="14" w15:restartNumberingAfterBreak="0">
     <w:nsid w:val="16D3455D"/>
     <w:multiLevelType w:val="hybridMultilevel"/>
     <w:tmpl w:val="9CEEC858"/>
@@ -4217,7 +5459,7 @@
       </w:pPr>
     </w:lvl>
   </w:abstractNum>
-  <w:abstractNum w:abstractNumId="14" w15:restartNumberingAfterBreak="0">
+  <w:abstractNum w:abstractNumId="15" w15:restartNumberingAfterBreak="0">
     <w:nsid w:val="17793434"/>
     <w:multiLevelType w:val="multilevel"/>
     <w:tmpl w:val="EBC0ECC2"/>
@@ -4366,7 +5608,7 @@
       </w:rPr>
     </w:lvl>
   </w:abstractNum>
-  <w:abstractNum w:abstractNumId="15" w15:restartNumberingAfterBreak="0">
+  <w:abstractNum w:abstractNumId="16" w15:restartNumberingAfterBreak="0">
     <w:nsid w:val="1A321E7B"/>
     <w:multiLevelType w:val="multilevel"/>
     <w:tmpl w:val="FA2278FC"/>
@@ -4515,7 +5757,7 @@
       </w:rPr>
     </w:lvl>
   </w:abstractNum>
-  <w:abstractNum w:abstractNumId="16" w15:restartNumberingAfterBreak="0">
+  <w:abstractNum w:abstractNumId="17" w15:restartNumberingAfterBreak="0">
     <w:nsid w:val="1AD17EC5"/>
     <w:multiLevelType w:val="multilevel"/>
     <w:tmpl w:val="BA96B862"/>
@@ -4609,7 +5851,7 @@
       </w:pPr>
     </w:lvl>
   </w:abstractNum>
-  <w:abstractNum w:abstractNumId="17" w15:restartNumberingAfterBreak="0">
+  <w:abstractNum w:abstractNumId="18" w15:restartNumberingAfterBreak="0">
     <w:nsid w:val="1C952524"/>
     <w:multiLevelType w:val="multilevel"/>
     <w:tmpl w:val="333AA7F6"/>
@@ -4758,7 +6000,156 @@
       </w:rPr>
     </w:lvl>
   </w:abstractNum>
-  <w:abstractNum w:abstractNumId="18" w15:restartNumberingAfterBreak="0">
+  <w:abstractNum w:abstractNumId="19" w15:restartNumberingAfterBreak="0">
+    <w:nsid w:val="1FBE69B6"/>
+    <w:multiLevelType w:val="multilevel"/>
+    <w:tmpl w:val="85F2F38E"/>
+    <w:lvl w:ilvl="0">
+      <w:start w:val="1"/>
+      <w:numFmt w:val="bullet"/>
+      <w:lvlText w:val=""/>
+      <w:lvlJc w:val="left"/>
+      <w:pPr>
+        <w:tabs>
+          <w:tab w:val="num" w:pos="720"/>
+        </w:tabs>
+        <w:ind w:left="720" w:hanging="360"/>
+      </w:pPr>
+      <w:rPr>
+        <w:rFonts w:ascii="Symbol" w:hAnsi="Symbol" w:hint="default"/>
+        <w:sz w:val="20"/>
+      </w:rPr>
+    </w:lvl>
+    <w:lvl w:ilvl="1" w:tentative="1">
+      <w:start w:val="1"/>
+      <w:numFmt w:val="bullet"/>
+      <w:lvlText w:val="o"/>
+      <w:lvlJc w:val="left"/>
+      <w:pPr>
+        <w:tabs>
+          <w:tab w:val="num" w:pos="1440"/>
+        </w:tabs>
+        <w:ind w:left="1440" w:hanging="360"/>
+      </w:pPr>
+      <w:rPr>
+        <w:rFonts w:ascii="Courier New" w:hAnsi="Courier New" w:hint="default"/>
+        <w:sz w:val="20"/>
+      </w:rPr>
+    </w:lvl>
+    <w:lvl w:ilvl="2" w:tentative="1">
+      <w:start w:val="1"/>
+      <w:numFmt w:val="bullet"/>
+      <w:lvlText w:val=""/>
+      <w:lvlJc w:val="left"/>
+      <w:pPr>
+        <w:tabs>
+          <w:tab w:val="num" w:pos="2160"/>
+        </w:tabs>
+        <w:ind w:left="2160" w:hanging="360"/>
+      </w:pPr>
+      <w:rPr>
+        <w:rFonts w:ascii="Wingdings" w:hAnsi="Wingdings" w:hint="default"/>
+        <w:sz w:val="20"/>
+      </w:rPr>
+    </w:lvl>
+    <w:lvl w:ilvl="3" w:tentative="1">
+      <w:start w:val="1"/>
+      <w:numFmt w:val="bullet"/>
+      <w:lvlText w:val=""/>
+      <w:lvlJc w:val="left"/>
+      <w:pPr>
+        <w:tabs>
+          <w:tab w:val="num" w:pos="2880"/>
+        </w:tabs>
+        <w:ind w:left="2880" w:hanging="360"/>
+      </w:pPr>
+      <w:rPr>
+        <w:rFonts w:ascii="Wingdings" w:hAnsi="Wingdings" w:hint="default"/>
+        <w:sz w:val="20"/>
+      </w:rPr>
+    </w:lvl>
+    <w:lvl w:ilvl="4" w:tentative="1">
+      <w:start w:val="1"/>
+      <w:numFmt w:val="bullet"/>
+      <w:lvlText w:val=""/>
+      <w:lvlJc w:val="left"/>
+      <w:pPr>
+        <w:tabs>
+          <w:tab w:val="num" w:pos="3600"/>
+        </w:tabs>
+        <w:ind w:left="3600" w:hanging="360"/>
+      </w:pPr>
+      <w:rPr>
+        <w:rFonts w:ascii="Wingdings" w:hAnsi="Wingdings" w:hint="default"/>
+        <w:sz w:val="20"/>
+      </w:rPr>
+    </w:lvl>
+    <w:lvl w:ilvl="5" w:tentative="1">
+      <w:start w:val="1"/>
+      <w:numFmt w:val="bullet"/>
+      <w:lvlText w:val=""/>
+      <w:lvlJc w:val="left"/>
+      <w:pPr>
+        <w:tabs>
+          <w:tab w:val="num" w:pos="4320"/>
+        </w:tabs>
+        <w:ind w:left="4320" w:hanging="360"/>
+      </w:pPr>
+      <w:rPr>
+        <w:rFonts w:ascii="Wingdings" w:hAnsi="Wingdings" w:hint="default"/>
+        <w:sz w:val="20"/>
+      </w:rPr>
+    </w:lvl>
+    <w:lvl w:ilvl="6" w:tentative="1">
+      <w:start w:val="1"/>
+      <w:numFmt w:val="bullet"/>
+      <w:lvlText w:val=""/>
+      <w:lvlJc w:val="left"/>
+      <w:pPr>
+        <w:tabs>
+          <w:tab w:val="num" w:pos="5040"/>
+        </w:tabs>
+        <w:ind w:left="5040" w:hanging="360"/>
+      </w:pPr>
+      <w:rPr>
+        <w:rFonts w:ascii="Wingdings" w:hAnsi="Wingdings" w:hint="default"/>
+        <w:sz w:val="20"/>
+      </w:rPr>
+    </w:lvl>
+    <w:lvl w:ilvl="7" w:tentative="1">
+      <w:start w:val="1"/>
+      <w:numFmt w:val="bullet"/>
+      <w:lvlText w:val=""/>
+      <w:lvlJc w:val="left"/>
+      <w:pPr>
+        <w:tabs>
+          <w:tab w:val="num" w:pos="5760"/>
+        </w:tabs>
+        <w:ind w:left="5760" w:hanging="360"/>
+      </w:pPr>
+      <w:rPr>
+        <w:rFonts w:ascii="Wingdings" w:hAnsi="Wingdings" w:hint="default"/>
+        <w:sz w:val="20"/>
+      </w:rPr>
+    </w:lvl>
+    <w:lvl w:ilvl="8" w:tentative="1">
+      <w:start w:val="1"/>
+      <w:numFmt w:val="bullet"/>
+      <w:lvlText w:val=""/>
+      <w:lvlJc w:val="left"/>
+      <w:pPr>
+        <w:tabs>
+          <w:tab w:val="num" w:pos="6480"/>
+        </w:tabs>
+        <w:ind w:left="6480" w:hanging="360"/>
+      </w:pPr>
+      <w:rPr>
+        <w:rFonts w:ascii="Wingdings" w:hAnsi="Wingdings" w:hint="default"/>
+        <w:sz w:val="20"/>
+      </w:rPr>
+    </w:lvl>
+  </w:abstractNum>
+  <w:abstractNum w:abstractNumId="20" w15:restartNumberingAfterBreak="0">
     <w:nsid w:val="21991A2E"/>
     <w:multiLevelType w:val="multilevel"/>
     <w:tmpl w:val="0318E90E"/>
@@ -4907,7 +6298,7 @@
       </w:rPr>
     </w:lvl>
   </w:abstractNum>
-  <w:abstractNum w:abstractNumId="19" w15:restartNumberingAfterBreak="0">
+  <w:abstractNum w:abstractNumId="21" w15:restartNumberingAfterBreak="0">
     <w:nsid w:val="23FF3111"/>
     <w:multiLevelType w:val="multilevel"/>
     <w:tmpl w:val="332EEA2A"/>
@@ -5028,7 +6419,7 @@
       </w:pPr>
     </w:lvl>
   </w:abstractNum>
-  <w:abstractNum w:abstractNumId="20" w15:restartNumberingAfterBreak="0">
+  <w:abstractNum w:abstractNumId="22" w15:restartNumberingAfterBreak="0">
     <w:nsid w:val="25753139"/>
     <w:multiLevelType w:val="multilevel"/>
     <w:tmpl w:val="0834FC62"/>
@@ -5141,7 +6532,7 @@
       </w:pPr>
     </w:lvl>
   </w:abstractNum>
-  <w:abstractNum w:abstractNumId="21" w15:restartNumberingAfterBreak="0">
+  <w:abstractNum w:abstractNumId="23" w15:restartNumberingAfterBreak="0">
     <w:nsid w:val="25E332B0"/>
     <w:multiLevelType w:val="multilevel"/>
     <w:tmpl w:val="836EADD0"/>
@@ -5290,7 +6681,120 @@
       </w:rPr>
     </w:lvl>
   </w:abstractNum>
-  <w:abstractNum w:abstractNumId="22" w15:restartNumberingAfterBreak="0">
+  <w:abstractNum w:abstractNumId="24" w15:restartNumberingAfterBreak="0">
+    <w:nsid w:val="265B2B39"/>
+    <w:multiLevelType w:val="multilevel"/>
+    <w:tmpl w:val="D38C1C9A"/>
+    <w:lvl w:ilvl="0">
+      <w:start w:val="1"/>
+      <w:numFmt w:val="decimal"/>
+      <w:lvlText w:val="%1"/>
+      <w:lvlJc w:val="left"/>
+      <w:pPr>
+        <w:ind w:left="360" w:hanging="360"/>
+      </w:pPr>
+      <w:rPr>
+        <w:rFonts w:hint="default"/>
+      </w:rPr>
+    </w:lvl>
+    <w:lvl w:ilvl="1">
+      <w:start w:val="1"/>
+      <w:numFmt w:val="decimal"/>
+      <w:lvlText w:val="%1.%2"/>
+      <w:lvlJc w:val="left"/>
+      <w:pPr>
+        <w:ind w:left="1211" w:hanging="360"/>
+      </w:pPr>
+      <w:rPr>
+        <w:rFonts w:hint="default"/>
+      </w:rPr>
+    </w:lvl>
+    <w:lvl w:ilvl="2">
+      <w:start w:val="1"/>
+      <w:numFmt w:val="decimal"/>
+      <w:lvlText w:val="%1.%2.%3"/>
+      <w:lvlJc w:val="left"/>
+      <w:pPr>
+        <w:ind w:left="2422" w:hanging="720"/>
+      </w:pPr>
+      <w:rPr>
+        <w:rFonts w:hint="default"/>
+      </w:rPr>
+    </w:lvl>
+    <w:lvl w:ilvl="3">
+      <w:start w:val="1"/>
+      <w:numFmt w:val="decimal"/>
+      <w:lvlText w:val="%1.%2.%3.%4"/>
+      <w:lvlJc w:val="left"/>
+      <w:pPr>
+        <w:ind w:left="3273" w:hanging="720"/>
+      </w:pPr>
+      <w:rPr>
+        <w:rFonts w:hint="default"/>
+      </w:rPr>
+    </w:lvl>
+    <w:lvl w:ilvl="4">
+      <w:start w:val="1"/>
+      <w:numFmt w:val="decimal"/>
+      <w:lvlText w:val="%1.%2.%3.%4.%5"/>
+      <w:lvlJc w:val="left"/>
+      <w:pPr>
+        <w:ind w:left="4484" w:hanging="1080"/>
+      </w:pPr>
+      <w:rPr>
+        <w:rFonts w:hint="default"/>
+      </w:rPr>
+    </w:lvl>
+    <w:lvl w:ilvl="5">
+      <w:start w:val="1"/>
+      <w:numFmt w:val="decimal"/>
+      <w:lvlText w:val="%1.%2.%3.%4.%5.%6"/>
+      <w:lvlJc w:val="left"/>
+      <w:pPr>
+        <w:ind w:left="5335" w:hanging="1080"/>
+      </w:pPr>
+      <w:rPr>
+        <w:rFonts w:hint="default"/>
+      </w:rPr>
+    </w:lvl>
+    <w:lvl w:ilvl="6">
+      <w:start w:val="1"/>
+      <w:numFmt w:val="decimal"/>
+      <w:lvlText w:val="%1.%2.%3.%4.%5.%6.%7"/>
+      <w:lvlJc w:val="left"/>
+      <w:pPr>
+        <w:ind w:left="6546" w:hanging="1440"/>
+      </w:pPr>
+      <w:rPr>
+        <w:rFonts w:hint="default"/>
+      </w:rPr>
+    </w:lvl>
+    <w:lvl w:ilvl="7">
+      <w:start w:val="1"/>
+      <w:numFmt w:val="decimal"/>
+      <w:lvlText w:val="%1.%2.%3.%4.%5.%6.%7.%8"/>
+      <w:lvlJc w:val="left"/>
+      <w:pPr>
+        <w:ind w:left="7397" w:hanging="1440"/>
+      </w:pPr>
+      <w:rPr>
+        <w:rFonts w:hint="default"/>
+      </w:rPr>
+    </w:lvl>
+    <w:lvl w:ilvl="8">
+      <w:start w:val="1"/>
+      <w:numFmt w:val="decimal"/>
+      <w:lvlText w:val="%1.%2.%3.%4.%5.%6.%7.%8.%9"/>
+      <w:lvlJc w:val="left"/>
+      <w:pPr>
+        <w:ind w:left="8608" w:hanging="1800"/>
+      </w:pPr>
+      <w:rPr>
+        <w:rFonts w:hint="default"/>
+      </w:rPr>
+    </w:lvl>
+  </w:abstractNum>
+  <w:abstractNum w:abstractNumId="25" w15:restartNumberingAfterBreak="0">
     <w:nsid w:val="2A4313D3"/>
     <w:multiLevelType w:val="multilevel"/>
     <w:tmpl w:val="7722C950"/>
@@ -5439,7 +6943,7 @@
       </w:rPr>
     </w:lvl>
   </w:abstractNum>
-  <w:abstractNum w:abstractNumId="23" w15:restartNumberingAfterBreak="0">
+  <w:abstractNum w:abstractNumId="26" w15:restartNumberingAfterBreak="0">
     <w:nsid w:val="2B5520D3"/>
     <w:multiLevelType w:val="hybridMultilevel"/>
     <w:tmpl w:val="F5AC7396"/>
@@ -5528,7 +7032,7 @@
       </w:pPr>
     </w:lvl>
   </w:abstractNum>
-  <w:abstractNum w:abstractNumId="24" w15:restartNumberingAfterBreak="0">
+  <w:abstractNum w:abstractNumId="27" w15:restartNumberingAfterBreak="0">
     <w:nsid w:val="2B871CA9"/>
     <w:multiLevelType w:val="multilevel"/>
     <w:tmpl w:val="8C7CE0BA"/>
@@ -5641,7 +7145,7 @@
       </w:pPr>
     </w:lvl>
   </w:abstractNum>
-  <w:abstractNum w:abstractNumId="25" w15:restartNumberingAfterBreak="0">
+  <w:abstractNum w:abstractNumId="28" w15:restartNumberingAfterBreak="0">
     <w:nsid w:val="2C4915FD"/>
     <w:multiLevelType w:val="hybridMultilevel"/>
     <w:tmpl w:val="60868122"/>
@@ -5727,7 +7231,7 @@
       </w:pPr>
     </w:lvl>
   </w:abstractNum>
-  <w:abstractNum w:abstractNumId="26" w15:restartNumberingAfterBreak="0">
+  <w:abstractNum w:abstractNumId="29" w15:restartNumberingAfterBreak="0">
     <w:nsid w:val="2C7D0510"/>
     <w:multiLevelType w:val="multilevel"/>
     <w:tmpl w:val="91B44830"/>
@@ -5876,7 +7380,7 @@
       </w:rPr>
     </w:lvl>
   </w:abstractNum>
-  <w:abstractNum w:abstractNumId="27" w15:restartNumberingAfterBreak="0">
+  <w:abstractNum w:abstractNumId="30" w15:restartNumberingAfterBreak="0">
     <w:nsid w:val="2E565A27"/>
     <w:multiLevelType w:val="hybridMultilevel"/>
     <w:tmpl w:val="AAFE82AA"/>
@@ -5962,7 +7466,7 @@
       </w:pPr>
     </w:lvl>
   </w:abstractNum>
-  <w:abstractNum w:abstractNumId="28" w15:restartNumberingAfterBreak="0">
+  <w:abstractNum w:abstractNumId="31" w15:restartNumberingAfterBreak="0">
     <w:nsid w:val="2EA22A1D"/>
     <w:multiLevelType w:val="multilevel"/>
     <w:tmpl w:val="89586BD0"/>
@@ -6111,7 +7615,7 @@
       </w:rPr>
     </w:lvl>
   </w:abstractNum>
-  <w:abstractNum w:abstractNumId="29" w15:restartNumberingAfterBreak="0">
+  <w:abstractNum w:abstractNumId="32" w15:restartNumberingAfterBreak="0">
     <w:nsid w:val="2F7008CB"/>
     <w:multiLevelType w:val="multilevel"/>
     <w:tmpl w:val="F7E0FCEC"/>
@@ -6224,7 +7728,7 @@
       </w:pPr>
     </w:lvl>
   </w:abstractNum>
-  <w:abstractNum w:abstractNumId="30" w15:restartNumberingAfterBreak="0">
+  <w:abstractNum w:abstractNumId="33" w15:restartNumberingAfterBreak="0">
     <w:nsid w:val="2F8C525B"/>
     <w:multiLevelType w:val="multilevel"/>
     <w:tmpl w:val="5EB26B82"/>
@@ -6373,7 +7877,7 @@
       </w:rPr>
     </w:lvl>
   </w:abstractNum>
-  <w:abstractNum w:abstractNumId="31" w15:restartNumberingAfterBreak="0">
+  <w:abstractNum w:abstractNumId="34" w15:restartNumberingAfterBreak="0">
     <w:nsid w:val="31682B12"/>
     <w:multiLevelType w:val="multilevel"/>
     <w:tmpl w:val="1B28208C"/>
@@ -6522,7 +8026,120 @@
       </w:rPr>
     </w:lvl>
   </w:abstractNum>
-  <w:abstractNum w:abstractNumId="32" w15:restartNumberingAfterBreak="0">
+  <w:abstractNum w:abstractNumId="35" w15:restartNumberingAfterBreak="0">
+    <w:nsid w:val="32E52B41"/>
+    <w:multiLevelType w:val="hybridMultilevel"/>
+    <w:tmpl w:val="4F2E1CAE"/>
+    <w:lvl w:ilvl="0" w:tplc="04190001">
+      <w:start w:val="1"/>
+      <w:numFmt w:val="bullet"/>
+      <w:lvlText w:val=""/>
+      <w:lvlJc w:val="left"/>
+      <w:pPr>
+        <w:ind w:left="1571" w:hanging="360"/>
+      </w:pPr>
+      <w:rPr>
+        <w:rFonts w:ascii="Symbol" w:hAnsi="Symbol" w:hint="default"/>
+      </w:rPr>
+    </w:lvl>
+    <w:lvl w:ilvl="1" w:tplc="04190003" w:tentative="1">
+      <w:start w:val="1"/>
+      <w:numFmt w:val="bullet"/>
+      <w:lvlText w:val="o"/>
+      <w:lvlJc w:val="left"/>
+      <w:pPr>
+        <w:ind w:left="2291" w:hanging="360"/>
+      </w:pPr>
+      <w:rPr>
+        <w:rFonts w:ascii="Courier New" w:hAnsi="Courier New" w:cs="Courier New" w:hint="default"/>
+      </w:rPr>
+    </w:lvl>
+    <w:lvl w:ilvl="2" w:tplc="04190005" w:tentative="1">
+      <w:start w:val="1"/>
+      <w:numFmt w:val="bullet"/>
+      <w:lvlText w:val=""/>
+      <w:lvlJc w:val="left"/>
+      <w:pPr>
+        <w:ind w:left="3011" w:hanging="360"/>
+      </w:pPr>
+      <w:rPr>
+        <w:rFonts w:ascii="Wingdings" w:hAnsi="Wingdings" w:hint="default"/>
+      </w:rPr>
+    </w:lvl>
+    <w:lvl w:ilvl="3" w:tplc="04190001" w:tentative="1">
+      <w:start w:val="1"/>
+      <w:numFmt w:val="bullet"/>
+      <w:lvlText w:val=""/>
+      <w:lvlJc w:val="left"/>
+      <w:pPr>
+        <w:ind w:left="3731" w:hanging="360"/>
+      </w:pPr>
+      <w:rPr>
+        <w:rFonts w:ascii="Symbol" w:hAnsi="Symbol" w:hint="default"/>
+      </w:rPr>
+    </w:lvl>
+    <w:lvl w:ilvl="4" w:tplc="04190003" w:tentative="1">
+      <w:start w:val="1"/>
+      <w:numFmt w:val="bullet"/>
+      <w:lvlText w:val="o"/>
+      <w:lvlJc w:val="left"/>
+      <w:pPr>
+        <w:ind w:left="4451" w:hanging="360"/>
+      </w:pPr>
+      <w:rPr>
+        <w:rFonts w:ascii="Courier New" w:hAnsi="Courier New" w:cs="Courier New" w:hint="default"/>
+      </w:rPr>
+    </w:lvl>
+    <w:lvl w:ilvl="5" w:tplc="04190005" w:tentative="1">
+      <w:start w:val="1"/>
+      <w:numFmt w:val="bullet"/>
+      <w:lvlText w:val=""/>
+      <w:lvlJc w:val="left"/>
+      <w:pPr>
+        <w:ind w:left="5171" w:hanging="360"/>
+      </w:pPr>
+      <w:rPr>
+        <w:rFonts w:ascii="Wingdings" w:hAnsi="Wingdings" w:hint="default"/>
+      </w:rPr>
+    </w:lvl>
+    <w:lvl w:ilvl="6" w:tplc="04190001" w:tentative="1">
+      <w:start w:val="1"/>
+      <w:numFmt w:val="bullet"/>
+      <w:lvlText w:val=""/>
+      <w:lvlJc w:val="left"/>
+      <w:pPr>
+        <w:ind w:left="5891" w:hanging="360"/>
+      </w:pPr>
+      <w:rPr>
+        <w:rFonts w:ascii="Symbol" w:hAnsi="Symbol" w:hint="default"/>
+      </w:rPr>
+    </w:lvl>
+    <w:lvl w:ilvl="7" w:tplc="04190003" w:tentative="1">
+      <w:start w:val="1"/>
+      <w:numFmt w:val="bullet"/>
+      <w:lvlText w:val="o"/>
+      <w:lvlJc w:val="left"/>
+      <w:pPr>
+        <w:ind w:left="6611" w:hanging="360"/>
+      </w:pPr>
+      <w:rPr>
+        <w:rFonts w:ascii="Courier New" w:hAnsi="Courier New" w:cs="Courier New" w:hint="default"/>
+      </w:rPr>
+    </w:lvl>
+    <w:lvl w:ilvl="8" w:tplc="04190005" w:tentative="1">
+      <w:start w:val="1"/>
+      <w:numFmt w:val="bullet"/>
+      <w:lvlText w:val=""/>
+      <w:lvlJc w:val="left"/>
+      <w:pPr>
+        <w:ind w:left="7331" w:hanging="360"/>
+      </w:pPr>
+      <w:rPr>
+        <w:rFonts w:ascii="Wingdings" w:hAnsi="Wingdings" w:hint="default"/>
+      </w:rPr>
+    </w:lvl>
+  </w:abstractNum>
+  <w:abstractNum w:abstractNumId="36" w15:restartNumberingAfterBreak="0">
     <w:nsid w:val="34351EC6"/>
     <w:multiLevelType w:val="multilevel"/>
     <w:tmpl w:val="8DD477AE"/>
@@ -6643,7 +8260,7 @@
       </w:pPr>
     </w:lvl>
   </w:abstractNum>
-  <w:abstractNum w:abstractNumId="33" w15:restartNumberingAfterBreak="0">
+  <w:abstractNum w:abstractNumId="37" w15:restartNumberingAfterBreak="0">
     <w:nsid w:val="36A05B3F"/>
     <w:multiLevelType w:val="multilevel"/>
     <w:tmpl w:val="83F0F212"/>
@@ -6792,7 +8409,7 @@
       </w:rPr>
     </w:lvl>
   </w:abstractNum>
-  <w:abstractNum w:abstractNumId="34" w15:restartNumberingAfterBreak="0">
+  <w:abstractNum w:abstractNumId="38" w15:restartNumberingAfterBreak="0">
     <w:nsid w:val="373B0523"/>
     <w:multiLevelType w:val="multilevel"/>
     <w:tmpl w:val="964E94B2"/>
@@ -6941,7 +8558,7 @@
       </w:rPr>
     </w:lvl>
   </w:abstractNum>
-  <w:abstractNum w:abstractNumId="35" w15:restartNumberingAfterBreak="0">
+  <w:abstractNum w:abstractNumId="39" w15:restartNumberingAfterBreak="0">
     <w:nsid w:val="38025C9F"/>
     <w:multiLevelType w:val="multilevel"/>
     <w:tmpl w:val="18B894D4"/>
@@ -7090,7 +8707,7 @@
       </w:rPr>
     </w:lvl>
   </w:abstractNum>
-  <w:abstractNum w:abstractNumId="36" w15:restartNumberingAfterBreak="0">
+  <w:abstractNum w:abstractNumId="40" w15:restartNumberingAfterBreak="0">
     <w:nsid w:val="38FC57AF"/>
     <w:multiLevelType w:val="hybridMultilevel"/>
     <w:tmpl w:val="21B43A8E"/>
@@ -7179,7 +8796,7 @@
       </w:pPr>
     </w:lvl>
   </w:abstractNum>
-  <w:abstractNum w:abstractNumId="37" w15:restartNumberingAfterBreak="0">
+  <w:abstractNum w:abstractNumId="41" w15:restartNumberingAfterBreak="0">
     <w:nsid w:val="3B2C40AC"/>
     <w:multiLevelType w:val="multilevel"/>
     <w:tmpl w:val="9BB4CC2E"/>
@@ -7328,7 +8945,7 @@
       </w:rPr>
     </w:lvl>
   </w:abstractNum>
-  <w:abstractNum w:abstractNumId="38" w15:restartNumberingAfterBreak="0">
+  <w:abstractNum w:abstractNumId="42" w15:restartNumberingAfterBreak="0">
     <w:nsid w:val="3B2E1BCD"/>
     <w:multiLevelType w:val="multilevel"/>
     <w:tmpl w:val="9CEEC8C4"/>
@@ -7477,7 +9094,7 @@
       </w:rPr>
     </w:lvl>
   </w:abstractNum>
-  <w:abstractNum w:abstractNumId="39" w15:restartNumberingAfterBreak="0">
+  <w:abstractNum w:abstractNumId="43" w15:restartNumberingAfterBreak="0">
     <w:nsid w:val="3B5039C5"/>
     <w:multiLevelType w:val="hybridMultilevel"/>
     <w:tmpl w:val="02EEE21E"/>
@@ -7563,7 +9180,7 @@
       </w:pPr>
     </w:lvl>
   </w:abstractNum>
-  <w:abstractNum w:abstractNumId="40" w15:restartNumberingAfterBreak="0">
+  <w:abstractNum w:abstractNumId="44" w15:restartNumberingAfterBreak="0">
     <w:nsid w:val="3CEC7B65"/>
     <w:multiLevelType w:val="multilevel"/>
     <w:tmpl w:val="237251E0"/>
@@ -7712,7 +9329,120 @@
       </w:rPr>
     </w:lvl>
   </w:abstractNum>
-  <w:abstractNum w:abstractNumId="41" w15:restartNumberingAfterBreak="0">
+  <w:abstractNum w:abstractNumId="45" w15:restartNumberingAfterBreak="0">
+    <w:nsid w:val="3FB71EB9"/>
+    <w:multiLevelType w:val="hybridMultilevel"/>
+    <w:tmpl w:val="C734A0B4"/>
+    <w:lvl w:ilvl="0" w:tplc="04190001">
+      <w:start w:val="1"/>
+      <w:numFmt w:val="bullet"/>
+      <w:lvlText w:val=""/>
+      <w:lvlJc w:val="left"/>
+      <w:pPr>
+        <w:ind w:left="720" w:hanging="360"/>
+      </w:pPr>
+      <w:rPr>
+        <w:rFonts w:ascii="Symbol" w:hAnsi="Symbol" w:hint="default"/>
+      </w:rPr>
+    </w:lvl>
+    <w:lvl w:ilvl="1" w:tplc="04190003">
+      <w:start w:val="1"/>
+      <w:numFmt w:val="bullet"/>
+      <w:lvlText w:val="o"/>
+      <w:lvlJc w:val="left"/>
+      <w:pPr>
+        <w:ind w:left="1440" w:hanging="360"/>
+      </w:pPr>
+      <w:rPr>
+        <w:rFonts w:ascii="Courier New" w:hAnsi="Courier New" w:cs="Courier New" w:hint="default"/>
+      </w:rPr>
+    </w:lvl>
+    <w:lvl w:ilvl="2" w:tplc="04190005" w:tentative="1">
+      <w:start w:val="1"/>
+      <w:numFmt w:val="bullet"/>
+      <w:lvlText w:val=""/>
+      <w:lvlJc w:val="left"/>
+      <w:pPr>
+        <w:ind w:left="2160" w:hanging="360"/>
+      </w:pPr>
+      <w:rPr>
+        <w:rFonts w:ascii="Wingdings" w:hAnsi="Wingdings" w:hint="default"/>
+      </w:rPr>
+    </w:lvl>
+    <w:lvl w:ilvl="3" w:tplc="04190001" w:tentative="1">
+      <w:start w:val="1"/>
+      <w:numFmt w:val="bullet"/>
+      <w:lvlText w:val=""/>
+      <w:lvlJc w:val="left"/>
+      <w:pPr>
+        <w:ind w:left="2880" w:hanging="360"/>
+      </w:pPr>
+      <w:rPr>
+        <w:rFonts w:ascii="Symbol" w:hAnsi="Symbol" w:hint="default"/>
+      </w:rPr>
+    </w:lvl>
+    <w:lvl w:ilvl="4" w:tplc="04190003" w:tentative="1">
+      <w:start w:val="1"/>
+      <w:numFmt w:val="bullet"/>
+      <w:lvlText w:val="o"/>
+      <w:lvlJc w:val="left"/>
+      <w:pPr>
+        <w:ind w:left="3600" w:hanging="360"/>
+      </w:pPr>
+      <w:rPr>
+        <w:rFonts w:ascii="Courier New" w:hAnsi="Courier New" w:cs="Courier New" w:hint="default"/>
+      </w:rPr>
+    </w:lvl>
+    <w:lvl w:ilvl="5" w:tplc="04190005" w:tentative="1">
+      <w:start w:val="1"/>
+      <w:numFmt w:val="bullet"/>
+      <w:lvlText w:val=""/>
+      <w:lvlJc w:val="left"/>
+      <w:pPr>
+        <w:ind w:left="4320" w:hanging="360"/>
+      </w:pPr>
+      <w:rPr>
+        <w:rFonts w:ascii="Wingdings" w:hAnsi="Wingdings" w:hint="default"/>
+      </w:rPr>
+    </w:lvl>
+    <w:lvl w:ilvl="6" w:tplc="04190001" w:tentative="1">
+      <w:start w:val="1"/>
+      <w:numFmt w:val="bullet"/>
+      <w:lvlText w:val=""/>
+      <w:lvlJc w:val="left"/>
+      <w:pPr>
+        <w:ind w:left="5040" w:hanging="360"/>
+      </w:pPr>
+      <w:rPr>
+        <w:rFonts w:ascii="Symbol" w:hAnsi="Symbol" w:hint="default"/>
+      </w:rPr>
+    </w:lvl>
+    <w:lvl w:ilvl="7" w:tplc="04190003" w:tentative="1">
+      <w:start w:val="1"/>
+      <w:numFmt w:val="bullet"/>
+      <w:lvlText w:val="o"/>
+      <w:lvlJc w:val="left"/>
+      <w:pPr>
+        <w:ind w:left="5760" w:hanging="360"/>
+      </w:pPr>
+      <w:rPr>
+        <w:rFonts w:ascii="Courier New" w:hAnsi="Courier New" w:cs="Courier New" w:hint="default"/>
+      </w:rPr>
+    </w:lvl>
+    <w:lvl w:ilvl="8" w:tplc="04190005" w:tentative="1">
+      <w:start w:val="1"/>
+      <w:numFmt w:val="bullet"/>
+      <w:lvlText w:val=""/>
+      <w:lvlJc w:val="left"/>
+      <w:pPr>
+        <w:ind w:left="6480" w:hanging="360"/>
+      </w:pPr>
+      <w:rPr>
+        <w:rFonts w:ascii="Wingdings" w:hAnsi="Wingdings" w:hint="default"/>
+      </w:rPr>
+    </w:lvl>
+  </w:abstractNum>
+  <w:abstractNum w:abstractNumId="46" w15:restartNumberingAfterBreak="0">
     <w:nsid w:val="408B582C"/>
     <w:multiLevelType w:val="multilevel"/>
     <w:tmpl w:val="8FC84EE4"/>
@@ -7861,7 +9591,7 @@
       </w:rPr>
     </w:lvl>
   </w:abstractNum>
-  <w:abstractNum w:abstractNumId="42" w15:restartNumberingAfterBreak="0">
+  <w:abstractNum w:abstractNumId="47" w15:restartNumberingAfterBreak="0">
     <w:nsid w:val="430B3396"/>
     <w:multiLevelType w:val="multilevel"/>
     <w:tmpl w:val="581E050E"/>
@@ -8010,7 +9740,7 @@
       </w:rPr>
     </w:lvl>
   </w:abstractNum>
-  <w:abstractNum w:abstractNumId="43" w15:restartNumberingAfterBreak="0">
+  <w:abstractNum w:abstractNumId="48" w15:restartNumberingAfterBreak="0">
     <w:nsid w:val="434B5C4D"/>
     <w:multiLevelType w:val="multilevel"/>
     <w:tmpl w:val="6478CCC6"/>
@@ -8159,7 +9889,7 @@
       </w:rPr>
     </w:lvl>
   </w:abstractNum>
-  <w:abstractNum w:abstractNumId="44" w15:restartNumberingAfterBreak="0">
+  <w:abstractNum w:abstractNumId="49" w15:restartNumberingAfterBreak="0">
     <w:nsid w:val="46445A09"/>
     <w:multiLevelType w:val="multilevel"/>
     <w:tmpl w:val="8B86FF52"/>
@@ -8308,7 +10038,7 @@
       </w:rPr>
     </w:lvl>
   </w:abstractNum>
-  <w:abstractNum w:abstractNumId="45" w15:restartNumberingAfterBreak="0">
+  <w:abstractNum w:abstractNumId="50" w15:restartNumberingAfterBreak="0">
     <w:nsid w:val="4A027A32"/>
     <w:multiLevelType w:val="hybridMultilevel"/>
     <w:tmpl w:val="63F2C52A"/>
@@ -8397,7 +10127,7 @@
       </w:pPr>
     </w:lvl>
   </w:abstractNum>
-  <w:abstractNum w:abstractNumId="46" w15:restartNumberingAfterBreak="0">
+  <w:abstractNum w:abstractNumId="51" w15:restartNumberingAfterBreak="0">
     <w:nsid w:val="4CEC4B30"/>
     <w:multiLevelType w:val="hybridMultilevel"/>
     <w:tmpl w:val="51E4FC02"/>
@@ -8510,7 +10240,7 @@
       </w:rPr>
     </w:lvl>
   </w:abstractNum>
-  <w:abstractNum w:abstractNumId="47" w15:restartNumberingAfterBreak="0">
+  <w:abstractNum w:abstractNumId="52" w15:restartNumberingAfterBreak="0">
     <w:nsid w:val="4DC7000D"/>
     <w:multiLevelType w:val="hybridMultilevel"/>
     <w:tmpl w:val="617AF260"/>
@@ -8599,7 +10329,120 @@
       </w:pPr>
     </w:lvl>
   </w:abstractNum>
-  <w:abstractNum w:abstractNumId="48" w15:restartNumberingAfterBreak="0">
+  <w:abstractNum w:abstractNumId="53" w15:restartNumberingAfterBreak="0">
+    <w:nsid w:val="5262483C"/>
+    <w:multiLevelType w:val="hybridMultilevel"/>
+    <w:tmpl w:val="D346BB26"/>
+    <w:lvl w:ilvl="0" w:tplc="04190001">
+      <w:start w:val="1"/>
+      <w:numFmt w:val="bullet"/>
+      <w:lvlText w:val=""/>
+      <w:lvlJc w:val="left"/>
+      <w:pPr>
+        <w:ind w:left="1571" w:hanging="360"/>
+      </w:pPr>
+      <w:rPr>
+        <w:rFonts w:ascii="Symbol" w:hAnsi="Symbol" w:hint="default"/>
+      </w:rPr>
+    </w:lvl>
+    <w:lvl w:ilvl="1" w:tplc="04190003" w:tentative="1">
+      <w:start w:val="1"/>
+      <w:numFmt w:val="bullet"/>
+      <w:lvlText w:val="o"/>
+      <w:lvlJc w:val="left"/>
+      <w:pPr>
+        <w:ind w:left="2291" w:hanging="360"/>
+      </w:pPr>
+      <w:rPr>
+        <w:rFonts w:ascii="Courier New" w:hAnsi="Courier New" w:cs="Courier New" w:hint="default"/>
+      </w:rPr>
+    </w:lvl>
+    <w:lvl w:ilvl="2" w:tplc="04190005" w:tentative="1">
+      <w:start w:val="1"/>
+      <w:numFmt w:val="bullet"/>
+      <w:lvlText w:val=""/>
+      <w:lvlJc w:val="left"/>
+      <w:pPr>
+        <w:ind w:left="3011" w:hanging="360"/>
+      </w:pPr>
+      <w:rPr>
+        <w:rFonts w:ascii="Wingdings" w:hAnsi="Wingdings" w:hint="default"/>
+      </w:rPr>
+    </w:lvl>
+    <w:lvl w:ilvl="3" w:tplc="04190001" w:tentative="1">
+      <w:start w:val="1"/>
+      <w:numFmt w:val="bullet"/>
+      <w:lvlText w:val=""/>
+      <w:lvlJc w:val="left"/>
+      <w:pPr>
+        <w:ind w:left="3731" w:hanging="360"/>
+      </w:pPr>
+      <w:rPr>
+        <w:rFonts w:ascii="Symbol" w:hAnsi="Symbol" w:hint="default"/>
+      </w:rPr>
+    </w:lvl>
+    <w:lvl w:ilvl="4" w:tplc="04190003" w:tentative="1">
+      <w:start w:val="1"/>
+      <w:numFmt w:val="bullet"/>
+      <w:lvlText w:val="o"/>
+      <w:lvlJc w:val="left"/>
+      <w:pPr>
+        <w:ind w:left="4451" w:hanging="360"/>
+      </w:pPr>
+      <w:rPr>
+        <w:rFonts w:ascii="Courier New" w:hAnsi="Courier New" w:cs="Courier New" w:hint="default"/>
+      </w:rPr>
+    </w:lvl>
+    <w:lvl w:ilvl="5" w:tplc="04190005" w:tentative="1">
+      <w:start w:val="1"/>
+      <w:numFmt w:val="bullet"/>
+      <w:lvlText w:val=""/>
+      <w:lvlJc w:val="left"/>
+      <w:pPr>
+        <w:ind w:left="5171" w:hanging="360"/>
+      </w:pPr>
+      <w:rPr>
+        <w:rFonts w:ascii="Wingdings" w:hAnsi="Wingdings" w:hint="default"/>
+      </w:rPr>
+    </w:lvl>
+    <w:lvl w:ilvl="6" w:tplc="04190001" w:tentative="1">
+      <w:start w:val="1"/>
+      <w:numFmt w:val="bullet"/>
+      <w:lvlText w:val=""/>
+      <w:lvlJc w:val="left"/>
+      <w:pPr>
+        <w:ind w:left="5891" w:hanging="360"/>
+      </w:pPr>
+      <w:rPr>
+        <w:rFonts w:ascii="Symbol" w:hAnsi="Symbol" w:hint="default"/>
+      </w:rPr>
+    </w:lvl>
+    <w:lvl w:ilvl="7" w:tplc="04190003" w:tentative="1">
+      <w:start w:val="1"/>
+      <w:numFmt w:val="bullet"/>
+      <w:lvlText w:val="o"/>
+      <w:lvlJc w:val="left"/>
+      <w:pPr>
+        <w:ind w:left="6611" w:hanging="360"/>
+      </w:pPr>
+      <w:rPr>
+        <w:rFonts w:ascii="Courier New" w:hAnsi="Courier New" w:cs="Courier New" w:hint="default"/>
+      </w:rPr>
+    </w:lvl>
+    <w:lvl w:ilvl="8" w:tplc="04190005" w:tentative="1">
+      <w:start w:val="1"/>
+      <w:numFmt w:val="bullet"/>
+      <w:lvlText w:val=""/>
+      <w:lvlJc w:val="left"/>
+      <w:pPr>
+        <w:ind w:left="7331" w:hanging="360"/>
+      </w:pPr>
+      <w:rPr>
+        <w:rFonts w:ascii="Wingdings" w:hAnsi="Wingdings" w:hint="default"/>
+      </w:rPr>
+    </w:lvl>
+  </w:abstractNum>
+  <w:abstractNum w:abstractNumId="54" w15:restartNumberingAfterBreak="0">
     <w:nsid w:val="535A61CC"/>
     <w:multiLevelType w:val="hybridMultilevel"/>
     <w:tmpl w:val="3FB2197E"/>
@@ -8712,7 +10555,7 @@
       </w:rPr>
     </w:lvl>
   </w:abstractNum>
-  <w:abstractNum w:abstractNumId="49" w15:restartNumberingAfterBreak="0">
+  <w:abstractNum w:abstractNumId="55" w15:restartNumberingAfterBreak="0">
     <w:nsid w:val="54A34356"/>
     <w:multiLevelType w:val="multilevel"/>
     <w:tmpl w:val="D328316A"/>
@@ -8829,7 +10672,7 @@
       </w:pPr>
     </w:lvl>
   </w:abstractNum>
-  <w:abstractNum w:abstractNumId="50" w15:restartNumberingAfterBreak="0">
+  <w:abstractNum w:abstractNumId="56" w15:restartNumberingAfterBreak="0">
     <w:nsid w:val="56180D7F"/>
     <w:multiLevelType w:val="hybridMultilevel"/>
     <w:tmpl w:val="7C10F8DC"/>
@@ -8915,7 +10758,7 @@
       </w:pPr>
     </w:lvl>
   </w:abstractNum>
-  <w:abstractNum w:abstractNumId="51" w15:restartNumberingAfterBreak="0">
+  <w:abstractNum w:abstractNumId="57" w15:restartNumberingAfterBreak="0">
     <w:nsid w:val="561B0F56"/>
     <w:multiLevelType w:val="multilevel"/>
     <w:tmpl w:val="FC18E620"/>
@@ -9064,7 +10907,7 @@
       </w:rPr>
     </w:lvl>
   </w:abstractNum>
-  <w:abstractNum w:abstractNumId="52" w15:restartNumberingAfterBreak="0">
+  <w:abstractNum w:abstractNumId="58" w15:restartNumberingAfterBreak="0">
     <w:nsid w:val="56356641"/>
     <w:multiLevelType w:val="multilevel"/>
     <w:tmpl w:val="30EC4708"/>
@@ -9213,7 +11056,7 @@
       </w:rPr>
     </w:lvl>
   </w:abstractNum>
-  <w:abstractNum w:abstractNumId="53" w15:restartNumberingAfterBreak="0">
+  <w:abstractNum w:abstractNumId="59" w15:restartNumberingAfterBreak="0">
     <w:nsid w:val="5807564D"/>
     <w:multiLevelType w:val="multilevel"/>
     <w:tmpl w:val="184C8744"/>
@@ -9362,7 +11205,156 @@
       </w:rPr>
     </w:lvl>
   </w:abstractNum>
-  <w:abstractNum w:abstractNumId="54" w15:restartNumberingAfterBreak="0">
+  <w:abstractNum w:abstractNumId="60" w15:restartNumberingAfterBreak="0">
+    <w:nsid w:val="587F54F5"/>
+    <w:multiLevelType w:val="multilevel"/>
+    <w:tmpl w:val="1BEC877E"/>
+    <w:lvl w:ilvl="0">
+      <w:start w:val="1"/>
+      <w:numFmt w:val="bullet"/>
+      <w:lvlText w:val=""/>
+      <w:lvlJc w:val="left"/>
+      <w:pPr>
+        <w:tabs>
+          <w:tab w:val="num" w:pos="720"/>
+        </w:tabs>
+        <w:ind w:left="720" w:hanging="360"/>
+      </w:pPr>
+      <w:rPr>
+        <w:rFonts w:ascii="Symbol" w:hAnsi="Symbol" w:hint="default"/>
+        <w:sz w:val="20"/>
+      </w:rPr>
+    </w:lvl>
+    <w:lvl w:ilvl="1" w:tentative="1">
+      <w:start w:val="1"/>
+      <w:numFmt w:val="bullet"/>
+      <w:lvlText w:val="o"/>
+      <w:lvlJc w:val="left"/>
+      <w:pPr>
+        <w:tabs>
+          <w:tab w:val="num" w:pos="1440"/>
+        </w:tabs>
+        <w:ind w:left="1440" w:hanging="360"/>
+      </w:pPr>
+      <w:rPr>
+        <w:rFonts w:ascii="Courier New" w:hAnsi="Courier New" w:hint="default"/>
+        <w:sz w:val="20"/>
+      </w:rPr>
+    </w:lvl>
+    <w:lvl w:ilvl="2" w:tentative="1">
+      <w:start w:val="1"/>
+      <w:numFmt w:val="bullet"/>
+      <w:lvlText w:val=""/>
+      <w:lvlJc w:val="left"/>
+      <w:pPr>
+        <w:tabs>
+          <w:tab w:val="num" w:pos="2160"/>
+        </w:tabs>
+        <w:ind w:left="2160" w:hanging="360"/>
+      </w:pPr>
+      <w:rPr>
+        <w:rFonts w:ascii="Wingdings" w:hAnsi="Wingdings" w:hint="default"/>
+        <w:sz w:val="20"/>
+      </w:rPr>
+    </w:lvl>
+    <w:lvl w:ilvl="3" w:tentative="1">
+      <w:start w:val="1"/>
+      <w:numFmt w:val="bullet"/>
+      <w:lvlText w:val=""/>
+      <w:lvlJc w:val="left"/>
+      <w:pPr>
+        <w:tabs>
+          <w:tab w:val="num" w:pos="2880"/>
+        </w:tabs>
+        <w:ind w:left="2880" w:hanging="360"/>
+      </w:pPr>
+      <w:rPr>
+        <w:rFonts w:ascii="Wingdings" w:hAnsi="Wingdings" w:hint="default"/>
+        <w:sz w:val="20"/>
+      </w:rPr>
+    </w:lvl>
+    <w:lvl w:ilvl="4" w:tentative="1">
+      <w:start w:val="1"/>
+      <w:numFmt w:val="bullet"/>
+      <w:lvlText w:val=""/>
+      <w:lvlJc w:val="left"/>
+      <w:pPr>
+        <w:tabs>
+          <w:tab w:val="num" w:pos="3600"/>
+        </w:tabs>
+        <w:ind w:left="3600" w:hanging="360"/>
+      </w:pPr>
+      <w:rPr>
+        <w:rFonts w:ascii="Wingdings" w:hAnsi="Wingdings" w:hint="default"/>
+        <w:sz w:val="20"/>
+      </w:rPr>
+    </w:lvl>
+    <w:lvl w:ilvl="5" w:tentative="1">
+      <w:start w:val="1"/>
+      <w:numFmt w:val="bullet"/>
+      <w:lvlText w:val=""/>
+      <w:lvlJc w:val="left"/>
+      <w:pPr>
+        <w:tabs>
+          <w:tab w:val="num" w:pos="4320"/>
+        </w:tabs>
+        <w:ind w:left="4320" w:hanging="360"/>
+      </w:pPr>
+      <w:rPr>
+        <w:rFonts w:ascii="Wingdings" w:hAnsi="Wingdings" w:hint="default"/>
+        <w:sz w:val="20"/>
+      </w:rPr>
+    </w:lvl>
+    <w:lvl w:ilvl="6" w:tentative="1">
+      <w:start w:val="1"/>
+      <w:numFmt w:val="bullet"/>
+      <w:lvlText w:val=""/>
+      <w:lvlJc w:val="left"/>
+      <w:pPr>
+        <w:tabs>
+          <w:tab w:val="num" w:pos="5040"/>
+        </w:tabs>
+        <w:ind w:left="5040" w:hanging="360"/>
+      </w:pPr>
+      <w:rPr>
+        <w:rFonts w:ascii="Wingdings" w:hAnsi="Wingdings" w:hint="default"/>
+        <w:sz w:val="20"/>
+      </w:rPr>
+    </w:lvl>
+    <w:lvl w:ilvl="7" w:tentative="1">
+      <w:start w:val="1"/>
+      <w:numFmt w:val="bullet"/>
+      <w:lvlText w:val=""/>
+      <w:lvlJc w:val="left"/>
+      <w:pPr>
+        <w:tabs>
+          <w:tab w:val="num" w:pos="5760"/>
+        </w:tabs>
+        <w:ind w:left="5760" w:hanging="360"/>
+      </w:pPr>
+      <w:rPr>
+        <w:rFonts w:ascii="Wingdings" w:hAnsi="Wingdings" w:hint="default"/>
+        <w:sz w:val="20"/>
+      </w:rPr>
+    </w:lvl>
+    <w:lvl w:ilvl="8" w:tentative="1">
+      <w:start w:val="1"/>
+      <w:numFmt w:val="bullet"/>
+      <w:lvlText w:val=""/>
+      <w:lvlJc w:val="left"/>
+      <w:pPr>
+        <w:tabs>
+          <w:tab w:val="num" w:pos="6480"/>
+        </w:tabs>
+        <w:ind w:left="6480" w:hanging="360"/>
+      </w:pPr>
+      <w:rPr>
+        <w:rFonts w:ascii="Wingdings" w:hAnsi="Wingdings" w:hint="default"/>
+        <w:sz w:val="20"/>
+      </w:rPr>
+    </w:lvl>
+  </w:abstractNum>
+  <w:abstractNum w:abstractNumId="61" w15:restartNumberingAfterBreak="0">
     <w:nsid w:val="5A622A4B"/>
     <w:multiLevelType w:val="multilevel"/>
     <w:tmpl w:val="5728F0B2"/>
@@ -9511,7 +11503,7 @@
       </w:rPr>
     </w:lvl>
   </w:abstractNum>
-  <w:abstractNum w:abstractNumId="55" w15:restartNumberingAfterBreak="0">
+  <w:abstractNum w:abstractNumId="62" w15:restartNumberingAfterBreak="0">
     <w:nsid w:val="5C3D5BC8"/>
     <w:multiLevelType w:val="multilevel"/>
     <w:tmpl w:val="8ED64BF6"/>
@@ -9624,7 +11616,7 @@
       </w:pPr>
     </w:lvl>
   </w:abstractNum>
-  <w:abstractNum w:abstractNumId="56" w15:restartNumberingAfterBreak="0">
+  <w:abstractNum w:abstractNumId="63" w15:restartNumberingAfterBreak="0">
     <w:nsid w:val="5DFA7DF7"/>
     <w:multiLevelType w:val="multilevel"/>
     <w:tmpl w:val="2B6067A8"/>
@@ -9746,7 +11738,7 @@
       </w:pPr>
     </w:lvl>
   </w:abstractNum>
-  <w:abstractNum w:abstractNumId="57" w15:restartNumberingAfterBreak="0">
+  <w:abstractNum w:abstractNumId="64" w15:restartNumberingAfterBreak="0">
     <w:nsid w:val="5E0666FD"/>
     <w:multiLevelType w:val="multilevel"/>
     <w:tmpl w:val="A634BAE4"/>
@@ -9859,7 +11851,7 @@
       </w:rPr>
     </w:lvl>
   </w:abstractNum>
-  <w:abstractNum w:abstractNumId="58" w15:restartNumberingAfterBreak="0">
+  <w:abstractNum w:abstractNumId="65" w15:restartNumberingAfterBreak="0">
     <w:nsid w:val="638B0652"/>
     <w:multiLevelType w:val="hybridMultilevel"/>
     <w:tmpl w:val="761458F8"/>
@@ -9948,7 +11940,7 @@
       </w:pPr>
     </w:lvl>
   </w:abstractNum>
-  <w:abstractNum w:abstractNumId="59" w15:restartNumberingAfterBreak="0">
+  <w:abstractNum w:abstractNumId="66" w15:restartNumberingAfterBreak="0">
     <w:nsid w:val="65F07D1B"/>
     <w:multiLevelType w:val="multilevel"/>
     <w:tmpl w:val="A6C45A9E"/>
@@ -10061,7 +12053,7 @@
       </w:pPr>
     </w:lvl>
   </w:abstractNum>
-  <w:abstractNum w:abstractNumId="60" w15:restartNumberingAfterBreak="0">
+  <w:abstractNum w:abstractNumId="67" w15:restartNumberingAfterBreak="0">
     <w:nsid w:val="66E953FA"/>
     <w:multiLevelType w:val="hybridMultilevel"/>
     <w:tmpl w:val="5150D742"/>
@@ -10147,7 +12139,7 @@
       </w:pPr>
     </w:lvl>
   </w:abstractNum>
-  <w:abstractNum w:abstractNumId="61" w15:restartNumberingAfterBreak="0">
+  <w:abstractNum w:abstractNumId="68" w15:restartNumberingAfterBreak="0">
     <w:nsid w:val="68C35AE2"/>
     <w:multiLevelType w:val="multilevel"/>
     <w:tmpl w:val="B62686E2"/>
@@ -10296,7 +12288,7 @@
       </w:rPr>
     </w:lvl>
   </w:abstractNum>
-  <w:abstractNum w:abstractNumId="62" w15:restartNumberingAfterBreak="0">
+  <w:abstractNum w:abstractNumId="69" w15:restartNumberingAfterBreak="0">
     <w:nsid w:val="6F613310"/>
     <w:multiLevelType w:val="hybridMultilevel"/>
     <w:tmpl w:val="765E5A1A"/>
@@ -10385,7 +12377,7 @@
       </w:pPr>
     </w:lvl>
   </w:abstractNum>
-  <w:abstractNum w:abstractNumId="63" w15:restartNumberingAfterBreak="0">
+  <w:abstractNum w:abstractNumId="70" w15:restartNumberingAfterBreak="0">
     <w:nsid w:val="75185CB7"/>
     <w:multiLevelType w:val="multilevel"/>
     <w:tmpl w:val="63182928"/>
@@ -10502,7 +12494,7 @@
       </w:pPr>
     </w:lvl>
   </w:abstractNum>
-  <w:abstractNum w:abstractNumId="64" w15:restartNumberingAfterBreak="0">
+  <w:abstractNum w:abstractNumId="71" w15:restartNumberingAfterBreak="0">
     <w:nsid w:val="76CD6B33"/>
     <w:multiLevelType w:val="multilevel"/>
     <w:tmpl w:val="A4F4CA88"/>
@@ -10651,7 +12643,7 @@
       </w:rPr>
     </w:lvl>
   </w:abstractNum>
-  <w:abstractNum w:abstractNumId="65" w15:restartNumberingAfterBreak="0">
+  <w:abstractNum w:abstractNumId="72" w15:restartNumberingAfterBreak="0">
     <w:nsid w:val="77A4172C"/>
     <w:multiLevelType w:val="hybridMultilevel"/>
     <w:tmpl w:val="108C0746"/>
@@ -10740,7 +12732,7 @@
       </w:pPr>
     </w:lvl>
   </w:abstractNum>
-  <w:abstractNum w:abstractNumId="66" w15:restartNumberingAfterBreak="0">
+  <w:abstractNum w:abstractNumId="73" w15:restartNumberingAfterBreak="0">
     <w:nsid w:val="793F458F"/>
     <w:multiLevelType w:val="multilevel"/>
     <w:tmpl w:val="8E805BD6"/>
@@ -10857,7 +12849,7 @@
       </w:pPr>
     </w:lvl>
   </w:abstractNum>
-  <w:abstractNum w:abstractNumId="67" w15:restartNumberingAfterBreak="0">
+  <w:abstractNum w:abstractNumId="74" w15:restartNumberingAfterBreak="0">
     <w:nsid w:val="79A75263"/>
     <w:multiLevelType w:val="hybridMultilevel"/>
     <w:tmpl w:val="D916E1D6"/>
@@ -10946,7 +12938,7 @@
       </w:pPr>
     </w:lvl>
   </w:abstractNum>
-  <w:abstractNum w:abstractNumId="68" w15:restartNumberingAfterBreak="0">
+  <w:abstractNum w:abstractNumId="75" w15:restartNumberingAfterBreak="0">
     <w:nsid w:val="7B9D0479"/>
     <w:multiLevelType w:val="multilevel"/>
     <w:tmpl w:val="B00090C4"/>
@@ -11092,6 +13084,119 @@
       <w:rPr>
         <w:rFonts w:ascii="Wingdings" w:hAnsi="Wingdings" w:hint="default"/>
         <w:sz w:val="20"/>
+      </w:rPr>
+    </w:lvl>
+  </w:abstractNum>
+  <w:abstractNum w:abstractNumId="76" w15:restartNumberingAfterBreak="0">
+    <w:nsid w:val="7CCE403A"/>
+    <w:multiLevelType w:val="hybridMultilevel"/>
+    <w:tmpl w:val="6CE893DC"/>
+    <w:lvl w:ilvl="0" w:tplc="04190001">
+      <w:start w:val="1"/>
+      <w:numFmt w:val="bullet"/>
+      <w:lvlText w:val=""/>
+      <w:lvlJc w:val="left"/>
+      <w:pPr>
+        <w:ind w:left="1571" w:hanging="360"/>
+      </w:pPr>
+      <w:rPr>
+        <w:rFonts w:ascii="Symbol" w:hAnsi="Symbol" w:hint="default"/>
+      </w:rPr>
+    </w:lvl>
+    <w:lvl w:ilvl="1" w:tplc="04190003">
+      <w:start w:val="1"/>
+      <w:numFmt w:val="bullet"/>
+      <w:lvlText w:val="o"/>
+      <w:lvlJc w:val="left"/>
+      <w:pPr>
+        <w:ind w:left="2291" w:hanging="360"/>
+      </w:pPr>
+      <w:rPr>
+        <w:rFonts w:ascii="Courier New" w:hAnsi="Courier New" w:cs="Courier New" w:hint="default"/>
+      </w:rPr>
+    </w:lvl>
+    <w:lvl w:ilvl="2" w:tplc="04190005" w:tentative="1">
+      <w:start w:val="1"/>
+      <w:numFmt w:val="bullet"/>
+      <w:lvlText w:val=""/>
+      <w:lvlJc w:val="left"/>
+      <w:pPr>
+        <w:ind w:left="3011" w:hanging="360"/>
+      </w:pPr>
+      <w:rPr>
+        <w:rFonts w:ascii="Wingdings" w:hAnsi="Wingdings" w:hint="default"/>
+      </w:rPr>
+    </w:lvl>
+    <w:lvl w:ilvl="3" w:tplc="04190001" w:tentative="1">
+      <w:start w:val="1"/>
+      <w:numFmt w:val="bullet"/>
+      <w:lvlText w:val=""/>
+      <w:lvlJc w:val="left"/>
+      <w:pPr>
+        <w:ind w:left="3731" w:hanging="360"/>
+      </w:pPr>
+      <w:rPr>
+        <w:rFonts w:ascii="Symbol" w:hAnsi="Symbol" w:hint="default"/>
+      </w:rPr>
+    </w:lvl>
+    <w:lvl w:ilvl="4" w:tplc="04190003" w:tentative="1">
+      <w:start w:val="1"/>
+      <w:numFmt w:val="bullet"/>
+      <w:lvlText w:val="o"/>
+      <w:lvlJc w:val="left"/>
+      <w:pPr>
+        <w:ind w:left="4451" w:hanging="360"/>
+      </w:pPr>
+      <w:rPr>
+        <w:rFonts w:ascii="Courier New" w:hAnsi="Courier New" w:cs="Courier New" w:hint="default"/>
+      </w:rPr>
+    </w:lvl>
+    <w:lvl w:ilvl="5" w:tplc="04190005" w:tentative="1">
+      <w:start w:val="1"/>
+      <w:numFmt w:val="bullet"/>
+      <w:lvlText w:val=""/>
+      <w:lvlJc w:val="left"/>
+      <w:pPr>
+        <w:ind w:left="5171" w:hanging="360"/>
+      </w:pPr>
+      <w:rPr>
+        <w:rFonts w:ascii="Wingdings" w:hAnsi="Wingdings" w:hint="default"/>
+      </w:rPr>
+    </w:lvl>
+    <w:lvl w:ilvl="6" w:tplc="04190001" w:tentative="1">
+      <w:start w:val="1"/>
+      <w:numFmt w:val="bullet"/>
+      <w:lvlText w:val=""/>
+      <w:lvlJc w:val="left"/>
+      <w:pPr>
+        <w:ind w:left="5891" w:hanging="360"/>
+      </w:pPr>
+      <w:rPr>
+        <w:rFonts w:ascii="Symbol" w:hAnsi="Symbol" w:hint="default"/>
+      </w:rPr>
+    </w:lvl>
+    <w:lvl w:ilvl="7" w:tplc="04190003" w:tentative="1">
+      <w:start w:val="1"/>
+      <w:numFmt w:val="bullet"/>
+      <w:lvlText w:val="o"/>
+      <w:lvlJc w:val="left"/>
+      <w:pPr>
+        <w:ind w:left="6611" w:hanging="360"/>
+      </w:pPr>
+      <w:rPr>
+        <w:rFonts w:ascii="Courier New" w:hAnsi="Courier New" w:cs="Courier New" w:hint="default"/>
+      </w:rPr>
+    </w:lvl>
+    <w:lvl w:ilvl="8" w:tplc="04190005" w:tentative="1">
+      <w:start w:val="1"/>
+      <w:numFmt w:val="bullet"/>
+      <w:lvlText w:val=""/>
+      <w:lvlJc w:val="left"/>
+      <w:pPr>
+        <w:ind w:left="7331" w:hanging="360"/>
+      </w:pPr>
+      <w:rPr>
+        <w:rFonts w:ascii="Wingdings" w:hAnsi="Wingdings" w:hint="default"/>
       </w:rPr>
     </w:lvl>
   </w:abstractNum>
@@ -11099,100 +13204,100 @@
     <w:abstractNumId w:val="6"/>
   </w:num>
   <w:num w:numId="2" w16cid:durableId="442111059">
-    <w:abstractNumId w:val="60"/>
+    <w:abstractNumId w:val="67"/>
   </w:num>
   <w:num w:numId="3" w16cid:durableId="1029067420">
-    <w:abstractNumId w:val="23"/>
+    <w:abstractNumId w:val="26"/>
   </w:num>
   <w:num w:numId="4" w16cid:durableId="109396650">
-    <w:abstractNumId w:val="13"/>
+    <w:abstractNumId w:val="14"/>
   </w:num>
   <w:num w:numId="5" w16cid:durableId="212155006">
-    <w:abstractNumId w:val="47"/>
+    <w:abstractNumId w:val="52"/>
   </w:num>
   <w:num w:numId="6" w16cid:durableId="1792283045">
-    <w:abstractNumId w:val="65"/>
+    <w:abstractNumId w:val="72"/>
   </w:num>
   <w:num w:numId="7" w16cid:durableId="976030857">
-    <w:abstractNumId w:val="36"/>
+    <w:abstractNumId w:val="40"/>
   </w:num>
   <w:num w:numId="8" w16cid:durableId="1157114045">
-    <w:abstractNumId w:val="67"/>
+    <w:abstractNumId w:val="74"/>
   </w:num>
   <w:num w:numId="9" w16cid:durableId="1503469554">
-    <w:abstractNumId w:val="38"/>
+    <w:abstractNumId w:val="42"/>
   </w:num>
   <w:num w:numId="10" w16cid:durableId="1464075173">
-    <w:abstractNumId w:val="29"/>
+    <w:abstractNumId w:val="32"/>
   </w:num>
   <w:num w:numId="11" w16cid:durableId="1915240378">
     <w:abstractNumId w:val="11"/>
   </w:num>
   <w:num w:numId="12" w16cid:durableId="1489635008">
-    <w:abstractNumId w:val="12"/>
+    <w:abstractNumId w:val="13"/>
   </w:num>
   <w:num w:numId="13" w16cid:durableId="2111272301">
-    <w:abstractNumId w:val="31"/>
+    <w:abstractNumId w:val="34"/>
   </w:num>
   <w:num w:numId="14" w16cid:durableId="2027898062">
-    <w:abstractNumId w:val="56"/>
+    <w:abstractNumId w:val="63"/>
   </w:num>
   <w:num w:numId="15" w16cid:durableId="1004164127">
-    <w:abstractNumId w:val="54"/>
+    <w:abstractNumId w:val="61"/>
   </w:num>
   <w:num w:numId="16" w16cid:durableId="1494833165">
-    <w:abstractNumId w:val="59"/>
+    <w:abstractNumId w:val="66"/>
   </w:num>
   <w:num w:numId="17" w16cid:durableId="19281872">
-    <w:abstractNumId w:val="24"/>
+    <w:abstractNumId w:val="27"/>
   </w:num>
   <w:num w:numId="18" w16cid:durableId="1530142502">
-    <w:abstractNumId w:val="66"/>
+    <w:abstractNumId w:val="73"/>
   </w:num>
   <w:num w:numId="19" w16cid:durableId="432553545">
-    <w:abstractNumId w:val="57"/>
+    <w:abstractNumId w:val="64"/>
   </w:num>
   <w:num w:numId="20" w16cid:durableId="521743333">
-    <w:abstractNumId w:val="63"/>
+    <w:abstractNumId w:val="70"/>
   </w:num>
   <w:num w:numId="21" w16cid:durableId="2125078504">
-    <w:abstractNumId w:val="19"/>
+    <w:abstractNumId w:val="21"/>
   </w:num>
   <w:num w:numId="22" w16cid:durableId="921337237">
-    <w:abstractNumId w:val="55"/>
+    <w:abstractNumId w:val="62"/>
   </w:num>
   <w:num w:numId="23" w16cid:durableId="238440546">
-    <w:abstractNumId w:val="49"/>
+    <w:abstractNumId w:val="55"/>
   </w:num>
   <w:num w:numId="24" w16cid:durableId="1783181903">
     <w:abstractNumId w:val="3"/>
   </w:num>
   <w:num w:numId="25" w16cid:durableId="1485318151">
-    <w:abstractNumId w:val="48"/>
+    <w:abstractNumId w:val="54"/>
   </w:num>
   <w:num w:numId="26" w16cid:durableId="1320689588">
-    <w:abstractNumId w:val="26"/>
+    <w:abstractNumId w:val="29"/>
   </w:num>
   <w:num w:numId="27" w16cid:durableId="1692798527">
-    <w:abstractNumId w:val="39"/>
+    <w:abstractNumId w:val="43"/>
   </w:num>
   <w:num w:numId="28" w16cid:durableId="1888569486">
-    <w:abstractNumId w:val="32"/>
+    <w:abstractNumId w:val="36"/>
   </w:num>
   <w:num w:numId="29" w16cid:durableId="1597714059">
-    <w:abstractNumId w:val="58"/>
+    <w:abstractNumId w:val="65"/>
   </w:num>
   <w:num w:numId="30" w16cid:durableId="904028737">
-    <w:abstractNumId w:val="62"/>
+    <w:abstractNumId w:val="69"/>
   </w:num>
   <w:num w:numId="31" w16cid:durableId="1977443540">
-    <w:abstractNumId w:val="15"/>
+    <w:abstractNumId w:val="16"/>
   </w:num>
   <w:num w:numId="32" w16cid:durableId="1842112727">
-    <w:abstractNumId w:val="45"/>
+    <w:abstractNumId w:val="50"/>
   </w:num>
   <w:num w:numId="33" w16cid:durableId="744449272">
-    <w:abstractNumId w:val="16"/>
+    <w:abstractNumId w:val="17"/>
     <w:lvlOverride w:ilvl="0">
       <w:startOverride w:val="3"/>
     </w:lvlOverride>
@@ -11222,7 +13327,7 @@
     </w:lvlOverride>
   </w:num>
   <w:num w:numId="34" w16cid:durableId="519665207">
-    <w:abstractNumId w:val="27"/>
+    <w:abstractNumId w:val="30"/>
     <w:lvlOverride w:ilvl="0">
       <w:startOverride w:val="1"/>
     </w:lvlOverride>
@@ -11258,58 +13363,58 @@
     <w:abstractNumId w:val="10"/>
   </w:num>
   <w:num w:numId="37" w16cid:durableId="93525401">
-    <w:abstractNumId w:val="61"/>
+    <w:abstractNumId w:val="68"/>
   </w:num>
   <w:num w:numId="38" w16cid:durableId="1070077322">
-    <w:abstractNumId w:val="37"/>
+    <w:abstractNumId w:val="41"/>
   </w:num>
   <w:num w:numId="39" w16cid:durableId="199828578">
     <w:abstractNumId w:val="2"/>
   </w:num>
   <w:num w:numId="40" w16cid:durableId="1804883297">
-    <w:abstractNumId w:val="41"/>
+    <w:abstractNumId w:val="46"/>
   </w:num>
   <w:num w:numId="41" w16cid:durableId="911158931">
-    <w:abstractNumId w:val="52"/>
+    <w:abstractNumId w:val="58"/>
   </w:num>
   <w:num w:numId="42" w16cid:durableId="140776152">
     <w:abstractNumId w:val="0"/>
   </w:num>
   <w:num w:numId="43" w16cid:durableId="1835879137">
-    <w:abstractNumId w:val="51"/>
+    <w:abstractNumId w:val="57"/>
   </w:num>
   <w:num w:numId="44" w16cid:durableId="303462545">
-    <w:abstractNumId w:val="33"/>
+    <w:abstractNumId w:val="37"/>
   </w:num>
   <w:num w:numId="45" w16cid:durableId="350842200">
-    <w:abstractNumId w:val="35"/>
+    <w:abstractNumId w:val="39"/>
   </w:num>
   <w:num w:numId="46" w16cid:durableId="1055086468">
-    <w:abstractNumId w:val="40"/>
+    <w:abstractNumId w:val="44"/>
   </w:num>
   <w:num w:numId="47" w16cid:durableId="267934558">
     <w:abstractNumId w:val="9"/>
   </w:num>
   <w:num w:numId="48" w16cid:durableId="1279684432">
-    <w:abstractNumId w:val="22"/>
+    <w:abstractNumId w:val="25"/>
   </w:num>
   <w:num w:numId="49" w16cid:durableId="32581524">
     <w:abstractNumId w:val="7"/>
   </w:num>
   <w:num w:numId="50" w16cid:durableId="801775278">
-    <w:abstractNumId w:val="14"/>
+    <w:abstractNumId w:val="15"/>
   </w:num>
   <w:num w:numId="51" w16cid:durableId="772868346">
-    <w:abstractNumId w:val="43"/>
+    <w:abstractNumId w:val="48"/>
   </w:num>
   <w:num w:numId="52" w16cid:durableId="1043166333">
     <w:abstractNumId w:val="4"/>
   </w:num>
   <w:num w:numId="53" w16cid:durableId="17705921">
-    <w:abstractNumId w:val="20"/>
+    <w:abstractNumId w:val="22"/>
   </w:num>
   <w:num w:numId="54" w16cid:durableId="1334530672">
-    <w:abstractNumId w:val="50"/>
+    <w:abstractNumId w:val="56"/>
     <w:lvlOverride w:ilvl="0">
       <w:startOverride w:val="1"/>
     </w:lvlOverride>
@@ -11339,13 +13444,13 @@
     </w:lvlOverride>
   </w:num>
   <w:num w:numId="55" w16cid:durableId="430012546">
-    <w:abstractNumId w:val="46"/>
+    <w:abstractNumId w:val="51"/>
   </w:num>
   <w:num w:numId="56" w16cid:durableId="309016889">
-    <w:abstractNumId w:val="68"/>
+    <w:abstractNumId w:val="75"/>
   </w:num>
   <w:num w:numId="57" w16cid:durableId="1373916783">
-    <w:abstractNumId w:val="25"/>
+    <w:abstractNumId w:val="28"/>
     <w:lvlOverride w:ilvl="0">
       <w:startOverride w:val="1"/>
     </w:lvlOverride>
@@ -11375,40 +13480,64 @@
     </w:lvlOverride>
   </w:num>
   <w:num w:numId="58" w16cid:durableId="1913739648">
-    <w:abstractNumId w:val="34"/>
+    <w:abstractNumId w:val="38"/>
   </w:num>
   <w:num w:numId="59" w16cid:durableId="1014771244">
-    <w:abstractNumId w:val="44"/>
+    <w:abstractNumId w:val="49"/>
   </w:num>
   <w:num w:numId="60" w16cid:durableId="76025121">
-    <w:abstractNumId w:val="17"/>
+    <w:abstractNumId w:val="18"/>
   </w:num>
   <w:num w:numId="61" w16cid:durableId="1761902558">
-    <w:abstractNumId w:val="53"/>
+    <w:abstractNumId w:val="59"/>
   </w:num>
   <w:num w:numId="62" w16cid:durableId="336662844">
-    <w:abstractNumId w:val="42"/>
+    <w:abstractNumId w:val="47"/>
   </w:num>
   <w:num w:numId="63" w16cid:durableId="1419717295">
     <w:abstractNumId w:val="1"/>
   </w:num>
   <w:num w:numId="64" w16cid:durableId="1624850195">
-    <w:abstractNumId w:val="30"/>
+    <w:abstractNumId w:val="33"/>
   </w:num>
   <w:num w:numId="65" w16cid:durableId="926620694">
-    <w:abstractNumId w:val="64"/>
+    <w:abstractNumId w:val="71"/>
   </w:num>
   <w:num w:numId="66" w16cid:durableId="1136800382">
-    <w:abstractNumId w:val="21"/>
+    <w:abstractNumId w:val="23"/>
   </w:num>
   <w:num w:numId="67" w16cid:durableId="856190910">
-    <w:abstractNumId w:val="28"/>
+    <w:abstractNumId w:val="31"/>
   </w:num>
   <w:num w:numId="68" w16cid:durableId="1871987576">
     <w:abstractNumId w:val="8"/>
   </w:num>
   <w:num w:numId="69" w16cid:durableId="1054768129">
-    <w:abstractNumId w:val="18"/>
+    <w:abstractNumId w:val="20"/>
+  </w:num>
+  <w:num w:numId="70" w16cid:durableId="674309329">
+    <w:abstractNumId w:val="60"/>
+  </w:num>
+  <w:num w:numId="71" w16cid:durableId="376272513">
+    <w:abstractNumId w:val="19"/>
+  </w:num>
+  <w:num w:numId="72" w16cid:durableId="1463574201">
+    <w:abstractNumId w:val="12"/>
+  </w:num>
+  <w:num w:numId="73" w16cid:durableId="1417366278">
+    <w:abstractNumId w:val="76"/>
+  </w:num>
+  <w:num w:numId="74" w16cid:durableId="1416319767">
+    <w:abstractNumId w:val="24"/>
+  </w:num>
+  <w:num w:numId="75" w16cid:durableId="968583232">
+    <w:abstractNumId w:val="45"/>
+  </w:num>
+  <w:num w:numId="76" w16cid:durableId="2073888909">
+    <w:abstractNumId w:val="35"/>
+  </w:num>
+  <w:num w:numId="77" w16cid:durableId="298538685">
+    <w:abstractNumId w:val="53"/>
   </w:num>
 </w:numbering>
 </file>
@@ -11815,7 +13944,7 @@
   <w:style w:type="paragraph" w:default="1" w:styleId="a">
     <w:name w:val="Normal"/>
     <w:qFormat/>
-    <w:rsid w:val="00BC3D5F"/>
+    <w:rsid w:val="00B67BCB"/>
     <w:rPr>
       <w:kern w:val="0"/>
       <w14:ligatures w14:val="none"/>
